--- a/artikel/jurnal_sasaknlp_id.docx
+++ b/artikel/jurnal_sasaknlp_id.docx
@@ -374,6 +374,18 @@
     </w:p>
     <w:p>
       <w:pPr>
+        <w:sectPr>
+          <w:type w:val="continuous"/>
+          <w:pgSz w:w="11909" w:h="16834"/>
+          <w:pgMar w:top="1440" w:right="1152" w:bottom="1440" w:left="1152" w:header="720" w:footer="720" w:gutter="0"/>
+          <w:docGrid w:linePitch="360"/>
+          <w:cols w:num="2" w:space="360"/>
+        </w:sectPr>
+      </w:pPr>
+    </w:p>
+    <w:p>
+      <w:pPr>
+        <w:keepNext/>
         <w:spacing w:before="240" w:after="120"/>
         <w:jc w:val="center"/>
       </w:pPr>
@@ -417,9 +429,13 @@
         <w:gridCol w:w="1921"/>
       </w:tblGrid>
       <w:tr>
+        <w:trPr>
+          <w:tblHeader/>
+          <w:cantSplit/>
+        </w:trPr>
         <w:tc>
           <w:tcPr>
-            <w:tcW w:type="dxa" w:w="432"/>
+            <w:tcW w:type="dxa" w:w="576"/>
             <w:shd w:fill="F1F5F9"/>
             <w:tcMar>
               <w:top w:w="90" w:type="dxa"/>
@@ -444,7 +460,7 @@
         </w:tc>
         <w:tc>
           <w:tcPr>
-            <w:tcW w:type="dxa" w:w="1152"/>
+            <w:tcW w:type="dxa" w:w="2016"/>
             <w:shd w:fill="F1F5F9"/>
             <w:tcMar>
               <w:top w:w="90" w:type="dxa"/>
@@ -469,7 +485,7 @@
         </w:tc>
         <w:tc>
           <w:tcPr>
-            <w:tcW w:type="dxa" w:w="1008"/>
+            <w:tcW w:type="dxa" w:w="2016"/>
             <w:shd w:fill="F1F5F9"/>
             <w:tcMar>
               <w:top w:w="90" w:type="dxa"/>
@@ -494,7 +510,7 @@
         </w:tc>
         <w:tc>
           <w:tcPr>
-            <w:tcW w:type="dxa" w:w="1008"/>
+            <w:tcW w:type="dxa" w:w="1872"/>
             <w:shd w:fill="F1F5F9"/>
             <w:tcMar>
               <w:top w:w="90" w:type="dxa"/>
@@ -519,7 +535,7 @@
         </w:tc>
         <w:tc>
           <w:tcPr>
-            <w:tcW w:type="dxa" w:w="1008"/>
+            <w:tcW w:type="dxa" w:w="2880"/>
             <w:shd w:fill="F1F5F9"/>
             <w:tcMar>
               <w:top w:w="90" w:type="dxa"/>
@@ -544,9 +560,12 @@
         </w:tc>
       </w:tr>
       <w:tr>
+        <w:trPr>
+          <w:cantSplit/>
+        </w:trPr>
         <w:tc>
           <w:tcPr>
-            <w:tcW w:type="dxa" w:w="432"/>
+            <w:tcW w:type="dxa" w:w="576"/>
             <w:shd w:fill="FFFFFF"/>
             <w:tcMar>
               <w:top w:w="70" w:type="dxa"/>
@@ -570,7 +589,7 @@
         </w:tc>
         <w:tc>
           <w:tcPr>
-            <w:tcW w:type="dxa" w:w="1152"/>
+            <w:tcW w:type="dxa" w:w="2016"/>
             <w:shd w:fill="FFFFFF"/>
             <w:tcMar>
               <w:top w:w="70" w:type="dxa"/>
@@ -594,7 +613,7 @@
         </w:tc>
         <w:tc>
           <w:tcPr>
-            <w:tcW w:type="dxa" w:w="1008"/>
+            <w:tcW w:type="dxa" w:w="2016"/>
             <w:shd w:fill="FFFFFF"/>
             <w:tcMar>
               <w:top w:w="70" w:type="dxa"/>
@@ -618,7 +637,7 @@
         </w:tc>
         <w:tc>
           <w:tcPr>
-            <w:tcW w:type="dxa" w:w="1008"/>
+            <w:tcW w:type="dxa" w:w="1872"/>
             <w:shd w:fill="FFFFFF"/>
             <w:tcMar>
               <w:top w:w="70" w:type="dxa"/>
@@ -642,7 +661,7 @@
         </w:tc>
         <w:tc>
           <w:tcPr>
-            <w:tcW w:type="dxa" w:w="1008"/>
+            <w:tcW w:type="dxa" w:w="2880"/>
             <w:shd w:fill="FFFFFF"/>
             <w:tcMar>
               <w:top w:w="70" w:type="dxa"/>
@@ -666,9 +685,12 @@
         </w:tc>
       </w:tr>
       <w:tr>
+        <w:trPr>
+          <w:cantSplit/>
+        </w:trPr>
         <w:tc>
           <w:tcPr>
-            <w:tcW w:type="dxa" w:w="432"/>
+            <w:tcW w:type="dxa" w:w="576"/>
             <w:shd w:fill="FAFAFA"/>
             <w:tcMar>
               <w:top w:w="70" w:type="dxa"/>
@@ -692,7 +714,7 @@
         </w:tc>
         <w:tc>
           <w:tcPr>
-            <w:tcW w:type="dxa" w:w="1152"/>
+            <w:tcW w:type="dxa" w:w="2016"/>
             <w:shd w:fill="FAFAFA"/>
             <w:tcMar>
               <w:top w:w="70" w:type="dxa"/>
@@ -716,7 +738,7 @@
         </w:tc>
         <w:tc>
           <w:tcPr>
-            <w:tcW w:type="dxa" w:w="1008"/>
+            <w:tcW w:type="dxa" w:w="2016"/>
             <w:shd w:fill="FAFAFA"/>
             <w:tcMar>
               <w:top w:w="70" w:type="dxa"/>
@@ -740,7 +762,7 @@
         </w:tc>
         <w:tc>
           <w:tcPr>
-            <w:tcW w:type="dxa" w:w="1008"/>
+            <w:tcW w:type="dxa" w:w="1872"/>
             <w:shd w:fill="FAFAFA"/>
             <w:tcMar>
               <w:top w:w="70" w:type="dxa"/>
@@ -764,7 +786,7 @@
         </w:tc>
         <w:tc>
           <w:tcPr>
-            <w:tcW w:type="dxa" w:w="1008"/>
+            <w:tcW w:type="dxa" w:w="2880"/>
             <w:shd w:fill="FAFAFA"/>
             <w:tcMar>
               <w:top w:w="70" w:type="dxa"/>
@@ -788,9 +810,12 @@
         </w:tc>
       </w:tr>
       <w:tr>
+        <w:trPr>
+          <w:cantSplit/>
+        </w:trPr>
         <w:tc>
           <w:tcPr>
-            <w:tcW w:type="dxa" w:w="432"/>
+            <w:tcW w:type="dxa" w:w="576"/>
             <w:shd w:fill="FFFFFF"/>
             <w:tcMar>
               <w:top w:w="70" w:type="dxa"/>
@@ -814,7 +839,7 @@
         </w:tc>
         <w:tc>
           <w:tcPr>
-            <w:tcW w:type="dxa" w:w="1152"/>
+            <w:tcW w:type="dxa" w:w="2016"/>
             <w:shd w:fill="FFFFFF"/>
             <w:tcMar>
               <w:top w:w="70" w:type="dxa"/>
@@ -838,7 +863,7 @@
         </w:tc>
         <w:tc>
           <w:tcPr>
-            <w:tcW w:type="dxa" w:w="1008"/>
+            <w:tcW w:type="dxa" w:w="2016"/>
             <w:shd w:fill="FFFFFF"/>
             <w:tcMar>
               <w:top w:w="70" w:type="dxa"/>
@@ -862,7 +887,7 @@
         </w:tc>
         <w:tc>
           <w:tcPr>
-            <w:tcW w:type="dxa" w:w="1008"/>
+            <w:tcW w:type="dxa" w:w="1872"/>
             <w:shd w:fill="FFFFFF"/>
             <w:tcMar>
               <w:top w:w="70" w:type="dxa"/>
@@ -886,7 +911,7 @@
         </w:tc>
         <w:tc>
           <w:tcPr>
-            <w:tcW w:type="dxa" w:w="1008"/>
+            <w:tcW w:type="dxa" w:w="2880"/>
             <w:shd w:fill="FFFFFF"/>
             <w:tcMar>
               <w:top w:w="70" w:type="dxa"/>
@@ -910,9 +935,12 @@
         </w:tc>
       </w:tr>
       <w:tr>
+        <w:trPr>
+          <w:cantSplit/>
+        </w:trPr>
         <w:tc>
           <w:tcPr>
-            <w:tcW w:type="dxa" w:w="432"/>
+            <w:tcW w:type="dxa" w:w="576"/>
             <w:shd w:fill="FAFAFA"/>
             <w:tcMar>
               <w:top w:w="70" w:type="dxa"/>
@@ -936,7 +964,7 @@
         </w:tc>
         <w:tc>
           <w:tcPr>
-            <w:tcW w:type="dxa" w:w="1152"/>
+            <w:tcW w:type="dxa" w:w="2016"/>
             <w:shd w:fill="FAFAFA"/>
             <w:tcMar>
               <w:top w:w="70" w:type="dxa"/>
@@ -960,7 +988,7 @@
         </w:tc>
         <w:tc>
           <w:tcPr>
-            <w:tcW w:type="dxa" w:w="1008"/>
+            <w:tcW w:type="dxa" w:w="2016"/>
             <w:shd w:fill="FAFAFA"/>
             <w:tcMar>
               <w:top w:w="70" w:type="dxa"/>
@@ -984,7 +1012,7 @@
         </w:tc>
         <w:tc>
           <w:tcPr>
-            <w:tcW w:type="dxa" w:w="1008"/>
+            <w:tcW w:type="dxa" w:w="1872"/>
             <w:shd w:fill="FAFAFA"/>
             <w:tcMar>
               <w:top w:w="70" w:type="dxa"/>
@@ -1008,7 +1036,7 @@
         </w:tc>
         <w:tc>
           <w:tcPr>
-            <w:tcW w:type="dxa" w:w="1008"/>
+            <w:tcW w:type="dxa" w:w="2880"/>
             <w:shd w:fill="FAFAFA"/>
             <w:tcMar>
               <w:top w:w="70" w:type="dxa"/>
@@ -1032,9 +1060,12 @@
         </w:tc>
       </w:tr>
       <w:tr>
+        <w:trPr>
+          <w:cantSplit/>
+        </w:trPr>
         <w:tc>
           <w:tcPr>
-            <w:tcW w:type="dxa" w:w="432"/>
+            <w:tcW w:type="dxa" w:w="576"/>
             <w:shd w:fill="FFFFFF"/>
             <w:tcMar>
               <w:top w:w="70" w:type="dxa"/>
@@ -1058,7 +1089,7 @@
         </w:tc>
         <w:tc>
           <w:tcPr>
-            <w:tcW w:type="dxa" w:w="1152"/>
+            <w:tcW w:type="dxa" w:w="2016"/>
             <w:shd w:fill="FFFFFF"/>
             <w:tcMar>
               <w:top w:w="70" w:type="dxa"/>
@@ -1082,7 +1113,7 @@
         </w:tc>
         <w:tc>
           <w:tcPr>
-            <w:tcW w:type="dxa" w:w="1008"/>
+            <w:tcW w:type="dxa" w:w="2016"/>
             <w:shd w:fill="FFFFFF"/>
             <w:tcMar>
               <w:top w:w="70" w:type="dxa"/>
@@ -1106,7 +1137,7 @@
         </w:tc>
         <w:tc>
           <w:tcPr>
-            <w:tcW w:type="dxa" w:w="1008"/>
+            <w:tcW w:type="dxa" w:w="1872"/>
             <w:shd w:fill="FFFFFF"/>
             <w:tcMar>
               <w:top w:w="70" w:type="dxa"/>
@@ -1130,7 +1161,7 @@
         </w:tc>
         <w:tc>
           <w:tcPr>
-            <w:tcW w:type="dxa" w:w="1008"/>
+            <w:tcW w:type="dxa" w:w="2880"/>
             <w:shd w:fill="FFFFFF"/>
             <w:tcMar>
               <w:top w:w="70" w:type="dxa"/>
@@ -1154,9 +1185,12 @@
         </w:tc>
       </w:tr>
       <w:tr>
+        <w:trPr>
+          <w:cantSplit/>
+        </w:trPr>
         <w:tc>
           <w:tcPr>
-            <w:tcW w:type="dxa" w:w="432"/>
+            <w:tcW w:type="dxa" w:w="576"/>
             <w:shd w:fill="FAFAFA"/>
             <w:tcMar>
               <w:top w:w="70" w:type="dxa"/>
@@ -1180,7 +1214,7 @@
         </w:tc>
         <w:tc>
           <w:tcPr>
-            <w:tcW w:type="dxa" w:w="1152"/>
+            <w:tcW w:type="dxa" w:w="2016"/>
             <w:shd w:fill="FAFAFA"/>
             <w:tcMar>
               <w:top w:w="70" w:type="dxa"/>
@@ -1204,7 +1238,7 @@
         </w:tc>
         <w:tc>
           <w:tcPr>
-            <w:tcW w:type="dxa" w:w="1008"/>
+            <w:tcW w:type="dxa" w:w="2016"/>
             <w:shd w:fill="FAFAFA"/>
             <w:tcMar>
               <w:top w:w="70" w:type="dxa"/>
@@ -1228,7 +1262,7 @@
         </w:tc>
         <w:tc>
           <w:tcPr>
-            <w:tcW w:type="dxa" w:w="1008"/>
+            <w:tcW w:type="dxa" w:w="1872"/>
             <w:shd w:fill="FAFAFA"/>
             <w:tcMar>
               <w:top w:w="70" w:type="dxa"/>
@@ -1252,7 +1286,7 @@
         </w:tc>
         <w:tc>
           <w:tcPr>
-            <w:tcW w:type="dxa" w:w="1008"/>
+            <w:tcW w:type="dxa" w:w="2880"/>
             <w:shd w:fill="FAFAFA"/>
             <w:tcMar>
               <w:top w:w="70" w:type="dxa"/>
@@ -1279,6 +1313,17 @@
     <w:p>
       <w:pPr>
         <w:spacing w:before="0" w:after="240"/>
+      </w:pPr>
+    </w:p>
+    <w:p>
+      <w:pPr>
+        <w:sectPr>
+          <w:type w:val="continuous"/>
+          <w:pgSz w:w="11909" w:h="16834"/>
+          <w:pgMar w:top="1440" w:right="1152" w:bottom="1440" w:left="1152" w:header="720" w:footer="720" w:gutter="0"/>
+          <w:docGrid w:linePitch="360"/>
+          <w:cols w:num="1"/>
+        </w:sectPr>
       </w:pPr>
     </w:p>
     <w:p>
@@ -1609,13 +1654,25 @@
     </w:p>
     <w:p>
       <w:pPr>
+        <w:sectPr>
+          <w:type w:val="continuous"/>
+          <w:pgSz w:w="11909" w:h="16834"/>
+          <w:pgMar w:top="1440" w:right="1152" w:bottom="1440" w:left="1152" w:header="720" w:footer="720" w:gutter="0"/>
+          <w:docGrid w:linePitch="360"/>
+          <w:cols w:num="2" w:space="360"/>
+        </w:sectPr>
+      </w:pPr>
+    </w:p>
+    <w:p>
+      <w:pPr>
+        <w:keepNext/>
         <w:spacing w:before="240" w:after="0"/>
         <w:jc w:val="center"/>
       </w:pPr>
       <w:r>
         <w:drawing>
           <wp:inline xmlns:a="http://schemas.openxmlformats.org/drawingml/2006/main" xmlns:pic="http://schemas.openxmlformats.org/drawingml/2006/picture">
-            <wp:extent cx="2926080" cy="1865376"/>
+            <wp:extent cx="5943600" cy="3789045"/>
             <wp:docPr id="1" name="Picture 1"/>
             <wp:cNvGraphicFramePr>
               <a:graphicFrameLocks noChangeAspect="1"/>
@@ -1636,7 +1693,7 @@
                   <pic:spPr>
                     <a:xfrm>
                       <a:off x="0" y="0"/>
-                      <a:ext cx="2926080" cy="1865376"/>
+                      <a:ext cx="5943600" cy="3789045"/>
                     </a:xfrm>
                     <a:prstGeom prst="rect"/>
                   </pic:spPr>
@@ -1669,6 +1726,17 @@
         </w:rPr>
         <w:t>Protokol Ilmiah 3-Fase Akuisisi Data Dan Kurasi Kualitas Artefak Riset SasakNLP.</w:t>
       </w:r>
+    </w:p>
+    <w:p>
+      <w:pPr>
+        <w:sectPr>
+          <w:type w:val="continuous"/>
+          <w:pgSz w:w="11909" w:h="16834"/>
+          <w:pgMar w:top="1440" w:right="1152" w:bottom="1440" w:left="1152" w:header="720" w:footer="720" w:gutter="0"/>
+          <w:docGrid w:linePitch="360"/>
+          <w:cols w:num="1"/>
+        </w:sectPr>
+      </w:pPr>
     </w:p>
     <w:p>
       <w:pPr>
@@ -1778,6 +1846,18 @@
     </w:p>
     <w:p>
       <w:pPr>
+        <w:sectPr>
+          <w:type w:val="continuous"/>
+          <w:pgSz w:w="11909" w:h="16834"/>
+          <w:pgMar w:top="1440" w:right="1152" w:bottom="1440" w:left="1152" w:header="720" w:footer="720" w:gutter="0"/>
+          <w:docGrid w:linePitch="360"/>
+          <w:cols w:num="2" w:space="360"/>
+        </w:sectPr>
+      </w:pPr>
+    </w:p>
+    <w:p>
+      <w:pPr>
+        <w:keepNext/>
         <w:spacing w:before="240" w:after="120"/>
         <w:jc w:val="center"/>
       </w:pPr>
@@ -1821,9 +1901,13 @@
         <w:gridCol w:w="1921"/>
       </w:tblGrid>
       <w:tr>
+        <w:trPr>
+          <w:tblHeader/>
+          <w:cantSplit/>
+        </w:trPr>
         <w:tc>
           <w:tcPr>
-            <w:tcW w:type="dxa" w:w="1152"/>
+            <w:tcW w:type="dxa" w:w="2448"/>
             <w:shd w:fill="F1F5F9"/>
             <w:tcMar>
               <w:top w:w="90" w:type="dxa"/>
@@ -1848,7 +1932,7 @@
         </w:tc>
         <w:tc>
           <w:tcPr>
-            <w:tcW w:type="dxa" w:w="1296"/>
+            <w:tcW w:type="dxa" w:w="2592"/>
             <w:shd w:fill="F1F5F9"/>
             <w:tcMar>
               <w:top w:w="90" w:type="dxa"/>
@@ -1873,7 +1957,7 @@
         </w:tc>
         <w:tc>
           <w:tcPr>
-            <w:tcW w:type="dxa" w:w="720"/>
+            <w:tcW w:type="dxa" w:w="1440"/>
             <w:shd w:fill="F1F5F9"/>
             <w:tcMar>
               <w:top w:w="90" w:type="dxa"/>
@@ -1898,7 +1982,7 @@
         </w:tc>
         <w:tc>
           <w:tcPr>
-            <w:tcW w:type="dxa" w:w="720"/>
+            <w:tcW w:type="dxa" w:w="1296"/>
             <w:shd w:fill="F1F5F9"/>
             <w:tcMar>
               <w:top w:w="90" w:type="dxa"/>
@@ -1923,7 +2007,7 @@
         </w:tc>
         <w:tc>
           <w:tcPr>
-            <w:tcW w:type="dxa" w:w="720"/>
+            <w:tcW w:type="dxa" w:w="1584"/>
             <w:shd w:fill="F1F5F9"/>
             <w:tcMar>
               <w:top w:w="90" w:type="dxa"/>
@@ -1948,9 +2032,12 @@
         </w:tc>
       </w:tr>
       <w:tr>
+        <w:trPr>
+          <w:cantSplit/>
+        </w:trPr>
         <w:tc>
           <w:tcPr>
-            <w:tcW w:type="dxa" w:w="1152"/>
+            <w:tcW w:type="dxa" w:w="2448"/>
             <w:shd w:fill="FFFFFF"/>
             <w:tcMar>
               <w:top w:w="70" w:type="dxa"/>
@@ -1974,7 +2061,7 @@
         </w:tc>
         <w:tc>
           <w:tcPr>
-            <w:tcW w:type="dxa" w:w="1296"/>
+            <w:tcW w:type="dxa" w:w="2592"/>
             <w:shd w:fill="FFFFFF"/>
             <w:tcMar>
               <w:top w:w="70" w:type="dxa"/>
@@ -1998,7 +2085,7 @@
         </w:tc>
         <w:tc>
           <w:tcPr>
-            <w:tcW w:type="dxa" w:w="720"/>
+            <w:tcW w:type="dxa" w:w="1440"/>
             <w:shd w:fill="FFFFFF"/>
             <w:tcMar>
               <w:top w:w="70" w:type="dxa"/>
@@ -2022,7 +2109,7 @@
         </w:tc>
         <w:tc>
           <w:tcPr>
-            <w:tcW w:type="dxa" w:w="720"/>
+            <w:tcW w:type="dxa" w:w="1296"/>
             <w:shd w:fill="FFFFFF"/>
             <w:tcMar>
               <w:top w:w="70" w:type="dxa"/>
@@ -2046,7 +2133,7 @@
         </w:tc>
         <w:tc>
           <w:tcPr>
-            <w:tcW w:type="dxa" w:w="720"/>
+            <w:tcW w:type="dxa" w:w="1584"/>
             <w:shd w:fill="FFFFFF"/>
             <w:tcMar>
               <w:top w:w="70" w:type="dxa"/>
@@ -2070,9 +2157,12 @@
         </w:tc>
       </w:tr>
       <w:tr>
+        <w:trPr>
+          <w:cantSplit/>
+        </w:trPr>
         <w:tc>
           <w:tcPr>
-            <w:tcW w:type="dxa" w:w="1152"/>
+            <w:tcW w:type="dxa" w:w="2448"/>
             <w:shd w:fill="FAFAFA"/>
             <w:tcMar>
               <w:top w:w="70" w:type="dxa"/>
@@ -2096,7 +2186,7 @@
         </w:tc>
         <w:tc>
           <w:tcPr>
-            <w:tcW w:type="dxa" w:w="1296"/>
+            <w:tcW w:type="dxa" w:w="2592"/>
             <w:shd w:fill="FAFAFA"/>
             <w:tcMar>
               <w:top w:w="70" w:type="dxa"/>
@@ -2120,7 +2210,7 @@
         </w:tc>
         <w:tc>
           <w:tcPr>
-            <w:tcW w:type="dxa" w:w="720"/>
+            <w:tcW w:type="dxa" w:w="1440"/>
             <w:shd w:fill="FAFAFA"/>
             <w:tcMar>
               <w:top w:w="70" w:type="dxa"/>
@@ -2144,7 +2234,7 @@
         </w:tc>
         <w:tc>
           <w:tcPr>
-            <w:tcW w:type="dxa" w:w="720"/>
+            <w:tcW w:type="dxa" w:w="1296"/>
             <w:shd w:fill="FAFAFA"/>
             <w:tcMar>
               <w:top w:w="70" w:type="dxa"/>
@@ -2168,7 +2258,7 @@
         </w:tc>
         <w:tc>
           <w:tcPr>
-            <w:tcW w:type="dxa" w:w="720"/>
+            <w:tcW w:type="dxa" w:w="1584"/>
             <w:shd w:fill="FAFAFA"/>
             <w:tcMar>
               <w:top w:w="70" w:type="dxa"/>
@@ -2192,9 +2282,12 @@
         </w:tc>
       </w:tr>
       <w:tr>
+        <w:trPr>
+          <w:cantSplit/>
+        </w:trPr>
         <w:tc>
           <w:tcPr>
-            <w:tcW w:type="dxa" w:w="1152"/>
+            <w:tcW w:type="dxa" w:w="2448"/>
             <w:shd w:fill="FFFFFF"/>
             <w:tcMar>
               <w:top w:w="70" w:type="dxa"/>
@@ -2218,7 +2311,7 @@
         </w:tc>
         <w:tc>
           <w:tcPr>
-            <w:tcW w:type="dxa" w:w="1296"/>
+            <w:tcW w:type="dxa" w:w="2592"/>
             <w:shd w:fill="FFFFFF"/>
             <w:tcMar>
               <w:top w:w="70" w:type="dxa"/>
@@ -2242,7 +2335,7 @@
         </w:tc>
         <w:tc>
           <w:tcPr>
-            <w:tcW w:type="dxa" w:w="720"/>
+            <w:tcW w:type="dxa" w:w="1440"/>
             <w:shd w:fill="FFFFFF"/>
             <w:tcMar>
               <w:top w:w="70" w:type="dxa"/>
@@ -2266,7 +2359,7 @@
         </w:tc>
         <w:tc>
           <w:tcPr>
-            <w:tcW w:type="dxa" w:w="720"/>
+            <w:tcW w:type="dxa" w:w="1296"/>
             <w:shd w:fill="FFFFFF"/>
             <w:tcMar>
               <w:top w:w="70" w:type="dxa"/>
@@ -2290,7 +2383,7 @@
         </w:tc>
         <w:tc>
           <w:tcPr>
-            <w:tcW w:type="dxa" w:w="720"/>
+            <w:tcW w:type="dxa" w:w="1584"/>
             <w:shd w:fill="FFFFFF"/>
             <w:tcMar>
               <w:top w:w="70" w:type="dxa"/>
@@ -2317,6 +2410,17 @@
     <w:p>
       <w:pPr>
         <w:spacing w:before="0" w:after="240"/>
+      </w:pPr>
+    </w:p>
+    <w:p>
+      <w:pPr>
+        <w:sectPr>
+          <w:type w:val="continuous"/>
+          <w:pgSz w:w="11909" w:h="16834"/>
+          <w:pgMar w:top="1440" w:right="1152" w:bottom="1440" w:left="1152" w:header="720" w:footer="720" w:gutter="0"/>
+          <w:docGrid w:linePitch="360"/>
+          <w:cols w:num="1"/>
+        </w:sectPr>
       </w:pPr>
     </w:p>
     <w:p>
@@ -2393,6 +2497,18 @@
     </w:p>
     <w:p>
       <w:pPr>
+        <w:sectPr>
+          <w:type w:val="continuous"/>
+          <w:pgSz w:w="11909" w:h="16834"/>
+          <w:pgMar w:top="1440" w:right="1152" w:bottom="1440" w:left="1152" w:header="720" w:footer="720" w:gutter="0"/>
+          <w:docGrid w:linePitch="360"/>
+          <w:cols w:num="2" w:space="360"/>
+        </w:sectPr>
+      </w:pPr>
+    </w:p>
+    <w:p>
+      <w:pPr>
+        <w:keepNext/>
         <w:spacing w:before="240" w:after="120"/>
         <w:jc w:val="center"/>
       </w:pPr>
@@ -2439,9 +2555,13 @@
         <w:gridCol w:w="1201"/>
       </w:tblGrid>
       <w:tr>
+        <w:trPr>
+          <w:tblHeader/>
+          <w:cantSplit/>
+        </w:trPr>
         <w:tc>
           <w:tcPr>
-            <w:tcW w:type="dxa" w:w="1152"/>
+            <w:tcW w:type="dxa" w:w="2448"/>
             <w:shd w:fill="F1F5F9"/>
             <w:tcMar>
               <w:top w:w="90" w:type="dxa"/>
@@ -2466,7 +2586,7 @@
         </w:tc>
         <w:tc>
           <w:tcPr>
-            <w:tcW w:type="dxa" w:w="432"/>
+            <w:tcW w:type="dxa" w:w="864"/>
             <w:shd w:fill="F1F5F9"/>
             <w:tcMar>
               <w:top w:w="90" w:type="dxa"/>
@@ -2491,7 +2611,7 @@
         </w:tc>
         <w:tc>
           <w:tcPr>
-            <w:tcW w:type="dxa" w:w="432"/>
+            <w:tcW w:type="dxa" w:w="864"/>
             <w:shd w:fill="F1F5F9"/>
             <w:tcMar>
               <w:top w:w="90" w:type="dxa"/>
@@ -2516,7 +2636,7 @@
         </w:tc>
         <w:tc>
           <w:tcPr>
-            <w:tcW w:type="dxa" w:w="432"/>
+            <w:tcW w:type="dxa" w:w="864"/>
             <w:shd w:fill="F1F5F9"/>
             <w:tcMar>
               <w:top w:w="90" w:type="dxa"/>
@@ -2541,7 +2661,7 @@
         </w:tc>
         <w:tc>
           <w:tcPr>
-            <w:tcW w:type="dxa" w:w="432"/>
+            <w:tcW w:type="dxa" w:w="864"/>
             <w:shd w:fill="F1F5F9"/>
             <w:tcMar>
               <w:top w:w="90" w:type="dxa"/>
@@ -2566,7 +2686,7 @@
         </w:tc>
         <w:tc>
           <w:tcPr>
-            <w:tcW w:type="dxa" w:w="432"/>
+            <w:tcW w:type="dxa" w:w="864"/>
             <w:shd w:fill="F1F5F9"/>
             <w:tcMar>
               <w:top w:w="90" w:type="dxa"/>
@@ -2591,7 +2711,7 @@
         </w:tc>
         <w:tc>
           <w:tcPr>
-            <w:tcW w:type="dxa" w:w="576"/>
+            <w:tcW w:type="dxa" w:w="1152"/>
             <w:shd w:fill="F1F5F9"/>
             <w:tcMar>
               <w:top w:w="90" w:type="dxa"/>
@@ -2616,7 +2736,7 @@
         </w:tc>
         <w:tc>
           <w:tcPr>
-            <w:tcW w:type="dxa" w:w="720"/>
+            <w:tcW w:type="dxa" w:w="1440"/>
             <w:shd w:fill="F1F5F9"/>
             <w:tcMar>
               <w:top w:w="90" w:type="dxa"/>
@@ -2641,9 +2761,12 @@
         </w:tc>
       </w:tr>
       <w:tr>
+        <w:trPr>
+          <w:cantSplit/>
+        </w:trPr>
         <w:tc>
           <w:tcPr>
-            <w:tcW w:type="dxa" w:w="1152"/>
+            <w:tcW w:type="dxa" w:w="2448"/>
             <w:shd w:fill="FFFFFF"/>
             <w:tcMar>
               <w:top w:w="70" w:type="dxa"/>
@@ -2667,7 +2790,7 @@
         </w:tc>
         <w:tc>
           <w:tcPr>
-            <w:tcW w:type="dxa" w:w="432"/>
+            <w:tcW w:type="dxa" w:w="864"/>
             <w:shd w:fill="FFFFFF"/>
             <w:tcMar>
               <w:top w:w="70" w:type="dxa"/>
@@ -2691,7 +2814,7 @@
         </w:tc>
         <w:tc>
           <w:tcPr>
-            <w:tcW w:type="dxa" w:w="432"/>
+            <w:tcW w:type="dxa" w:w="864"/>
             <w:shd w:fill="FFFFFF"/>
             <w:tcMar>
               <w:top w:w="70" w:type="dxa"/>
@@ -2715,7 +2838,7 @@
         </w:tc>
         <w:tc>
           <w:tcPr>
-            <w:tcW w:type="dxa" w:w="432"/>
+            <w:tcW w:type="dxa" w:w="864"/>
             <w:shd w:fill="FFFFFF"/>
             <w:tcMar>
               <w:top w:w="70" w:type="dxa"/>
@@ -2739,7 +2862,7 @@
         </w:tc>
         <w:tc>
           <w:tcPr>
-            <w:tcW w:type="dxa" w:w="432"/>
+            <w:tcW w:type="dxa" w:w="864"/>
             <w:shd w:fill="FFFFFF"/>
             <w:tcMar>
               <w:top w:w="70" w:type="dxa"/>
@@ -2763,7 +2886,7 @@
         </w:tc>
         <w:tc>
           <w:tcPr>
-            <w:tcW w:type="dxa" w:w="432"/>
+            <w:tcW w:type="dxa" w:w="864"/>
             <w:shd w:fill="FFFFFF"/>
             <w:tcMar>
               <w:top w:w="70" w:type="dxa"/>
@@ -2787,7 +2910,7 @@
         </w:tc>
         <w:tc>
           <w:tcPr>
-            <w:tcW w:type="dxa" w:w="576"/>
+            <w:tcW w:type="dxa" w:w="1152"/>
             <w:shd w:fill="FFFFFF"/>
             <w:tcMar>
               <w:top w:w="70" w:type="dxa"/>
@@ -2811,7 +2934,7 @@
         </w:tc>
         <w:tc>
           <w:tcPr>
-            <w:tcW w:type="dxa" w:w="720"/>
+            <w:tcW w:type="dxa" w:w="1440"/>
             <w:shd w:fill="FFFFFF"/>
             <w:tcMar>
               <w:top w:w="70" w:type="dxa"/>
@@ -2835,9 +2958,12 @@
         </w:tc>
       </w:tr>
       <w:tr>
+        <w:trPr>
+          <w:cantSplit/>
+        </w:trPr>
         <w:tc>
           <w:tcPr>
-            <w:tcW w:type="dxa" w:w="1152"/>
+            <w:tcW w:type="dxa" w:w="2448"/>
             <w:shd w:fill="FAFAFA"/>
             <w:tcMar>
               <w:top w:w="70" w:type="dxa"/>
@@ -2861,7 +2987,7 @@
         </w:tc>
         <w:tc>
           <w:tcPr>
-            <w:tcW w:type="dxa" w:w="432"/>
+            <w:tcW w:type="dxa" w:w="864"/>
             <w:shd w:fill="FAFAFA"/>
             <w:tcMar>
               <w:top w:w="70" w:type="dxa"/>
@@ -2885,7 +3011,7 @@
         </w:tc>
         <w:tc>
           <w:tcPr>
-            <w:tcW w:type="dxa" w:w="432"/>
+            <w:tcW w:type="dxa" w:w="864"/>
             <w:shd w:fill="FAFAFA"/>
             <w:tcMar>
               <w:top w:w="70" w:type="dxa"/>
@@ -2909,7 +3035,7 @@
         </w:tc>
         <w:tc>
           <w:tcPr>
-            <w:tcW w:type="dxa" w:w="432"/>
+            <w:tcW w:type="dxa" w:w="864"/>
             <w:shd w:fill="FAFAFA"/>
             <w:tcMar>
               <w:top w:w="70" w:type="dxa"/>
@@ -2933,7 +3059,7 @@
         </w:tc>
         <w:tc>
           <w:tcPr>
-            <w:tcW w:type="dxa" w:w="432"/>
+            <w:tcW w:type="dxa" w:w="864"/>
             <w:shd w:fill="FAFAFA"/>
             <w:tcMar>
               <w:top w:w="70" w:type="dxa"/>
@@ -2957,7 +3083,7 @@
         </w:tc>
         <w:tc>
           <w:tcPr>
-            <w:tcW w:type="dxa" w:w="432"/>
+            <w:tcW w:type="dxa" w:w="864"/>
             <w:shd w:fill="FAFAFA"/>
             <w:tcMar>
               <w:top w:w="70" w:type="dxa"/>
@@ -2981,7 +3107,7 @@
         </w:tc>
         <w:tc>
           <w:tcPr>
-            <w:tcW w:type="dxa" w:w="576"/>
+            <w:tcW w:type="dxa" w:w="1152"/>
             <w:shd w:fill="FAFAFA"/>
             <w:tcMar>
               <w:top w:w="70" w:type="dxa"/>
@@ -3005,7 +3131,7 @@
         </w:tc>
         <w:tc>
           <w:tcPr>
-            <w:tcW w:type="dxa" w:w="720"/>
+            <w:tcW w:type="dxa" w:w="1440"/>
             <w:shd w:fill="FAFAFA"/>
             <w:tcMar>
               <w:top w:w="70" w:type="dxa"/>
@@ -3029,9 +3155,12 @@
         </w:tc>
       </w:tr>
       <w:tr>
+        <w:trPr>
+          <w:cantSplit/>
+        </w:trPr>
         <w:tc>
           <w:tcPr>
-            <w:tcW w:type="dxa" w:w="1152"/>
+            <w:tcW w:type="dxa" w:w="2448"/>
             <w:shd w:fill="FFFFFF"/>
             <w:tcMar>
               <w:top w:w="70" w:type="dxa"/>
@@ -3055,7 +3184,7 @@
         </w:tc>
         <w:tc>
           <w:tcPr>
-            <w:tcW w:type="dxa" w:w="432"/>
+            <w:tcW w:type="dxa" w:w="864"/>
             <w:shd w:fill="FFFFFF"/>
             <w:tcMar>
               <w:top w:w="70" w:type="dxa"/>
@@ -3079,7 +3208,7 @@
         </w:tc>
         <w:tc>
           <w:tcPr>
-            <w:tcW w:type="dxa" w:w="432"/>
+            <w:tcW w:type="dxa" w:w="864"/>
             <w:shd w:fill="FFFFFF"/>
             <w:tcMar>
               <w:top w:w="70" w:type="dxa"/>
@@ -3103,7 +3232,7 @@
         </w:tc>
         <w:tc>
           <w:tcPr>
-            <w:tcW w:type="dxa" w:w="432"/>
+            <w:tcW w:type="dxa" w:w="864"/>
             <w:shd w:fill="FFFFFF"/>
             <w:tcMar>
               <w:top w:w="70" w:type="dxa"/>
@@ -3127,7 +3256,7 @@
         </w:tc>
         <w:tc>
           <w:tcPr>
-            <w:tcW w:type="dxa" w:w="432"/>
+            <w:tcW w:type="dxa" w:w="864"/>
             <w:shd w:fill="FFFFFF"/>
             <w:tcMar>
               <w:top w:w="70" w:type="dxa"/>
@@ -3151,7 +3280,7 @@
         </w:tc>
         <w:tc>
           <w:tcPr>
-            <w:tcW w:type="dxa" w:w="432"/>
+            <w:tcW w:type="dxa" w:w="864"/>
             <w:shd w:fill="FFFFFF"/>
             <w:tcMar>
               <w:top w:w="70" w:type="dxa"/>
@@ -3175,7 +3304,7 @@
         </w:tc>
         <w:tc>
           <w:tcPr>
-            <w:tcW w:type="dxa" w:w="576"/>
+            <w:tcW w:type="dxa" w:w="1152"/>
             <w:shd w:fill="FFFFFF"/>
             <w:tcMar>
               <w:top w:w="70" w:type="dxa"/>
@@ -3199,7 +3328,7 @@
         </w:tc>
         <w:tc>
           <w:tcPr>
-            <w:tcW w:type="dxa" w:w="720"/>
+            <w:tcW w:type="dxa" w:w="1440"/>
             <w:shd w:fill="FFFFFF"/>
             <w:tcMar>
               <w:top w:w="70" w:type="dxa"/>
@@ -3223,9 +3352,12 @@
         </w:tc>
       </w:tr>
       <w:tr>
+        <w:trPr>
+          <w:cantSplit/>
+        </w:trPr>
         <w:tc>
           <w:tcPr>
-            <w:tcW w:type="dxa" w:w="1152"/>
+            <w:tcW w:type="dxa" w:w="2448"/>
             <w:shd w:fill="FAFAFA"/>
             <w:tcMar>
               <w:top w:w="70" w:type="dxa"/>
@@ -3249,7 +3381,7 @@
         </w:tc>
         <w:tc>
           <w:tcPr>
-            <w:tcW w:type="dxa" w:w="432"/>
+            <w:tcW w:type="dxa" w:w="864"/>
             <w:shd w:fill="FAFAFA"/>
             <w:tcMar>
               <w:top w:w="70" w:type="dxa"/>
@@ -3273,7 +3405,7 @@
         </w:tc>
         <w:tc>
           <w:tcPr>
-            <w:tcW w:type="dxa" w:w="432"/>
+            <w:tcW w:type="dxa" w:w="864"/>
             <w:shd w:fill="FAFAFA"/>
             <w:tcMar>
               <w:top w:w="70" w:type="dxa"/>
@@ -3297,7 +3429,7 @@
         </w:tc>
         <w:tc>
           <w:tcPr>
-            <w:tcW w:type="dxa" w:w="432"/>
+            <w:tcW w:type="dxa" w:w="864"/>
             <w:shd w:fill="FAFAFA"/>
             <w:tcMar>
               <w:top w:w="70" w:type="dxa"/>
@@ -3321,7 +3453,7 @@
         </w:tc>
         <w:tc>
           <w:tcPr>
-            <w:tcW w:type="dxa" w:w="432"/>
+            <w:tcW w:type="dxa" w:w="864"/>
             <w:shd w:fill="FAFAFA"/>
             <w:tcMar>
               <w:top w:w="70" w:type="dxa"/>
@@ -3345,7 +3477,7 @@
         </w:tc>
         <w:tc>
           <w:tcPr>
-            <w:tcW w:type="dxa" w:w="432"/>
+            <w:tcW w:type="dxa" w:w="864"/>
             <w:shd w:fill="FAFAFA"/>
             <w:tcMar>
               <w:top w:w="70" w:type="dxa"/>
@@ -3369,7 +3501,7 @@
         </w:tc>
         <w:tc>
           <w:tcPr>
-            <w:tcW w:type="dxa" w:w="576"/>
+            <w:tcW w:type="dxa" w:w="1152"/>
             <w:shd w:fill="FAFAFA"/>
             <w:tcMar>
               <w:top w:w="70" w:type="dxa"/>
@@ -3393,7 +3525,7 @@
         </w:tc>
         <w:tc>
           <w:tcPr>
-            <w:tcW w:type="dxa" w:w="720"/>
+            <w:tcW w:type="dxa" w:w="1440"/>
             <w:shd w:fill="FAFAFA"/>
             <w:tcMar>
               <w:top w:w="70" w:type="dxa"/>
@@ -3417,9 +3549,12 @@
         </w:tc>
       </w:tr>
       <w:tr>
+        <w:trPr>
+          <w:cantSplit/>
+        </w:trPr>
         <w:tc>
           <w:tcPr>
-            <w:tcW w:type="dxa" w:w="1152"/>
+            <w:tcW w:type="dxa" w:w="2448"/>
             <w:shd w:fill="FFFFFF"/>
             <w:tcMar>
               <w:top w:w="70" w:type="dxa"/>
@@ -3443,7 +3578,7 @@
         </w:tc>
         <w:tc>
           <w:tcPr>
-            <w:tcW w:type="dxa" w:w="432"/>
+            <w:tcW w:type="dxa" w:w="864"/>
             <w:shd w:fill="FFFFFF"/>
             <w:tcMar>
               <w:top w:w="70" w:type="dxa"/>
@@ -3467,7 +3602,7 @@
         </w:tc>
         <w:tc>
           <w:tcPr>
-            <w:tcW w:type="dxa" w:w="432"/>
+            <w:tcW w:type="dxa" w:w="864"/>
             <w:shd w:fill="FFFFFF"/>
             <w:tcMar>
               <w:top w:w="70" w:type="dxa"/>
@@ -3491,7 +3626,7 @@
         </w:tc>
         <w:tc>
           <w:tcPr>
-            <w:tcW w:type="dxa" w:w="432"/>
+            <w:tcW w:type="dxa" w:w="864"/>
             <w:shd w:fill="FFFFFF"/>
             <w:tcMar>
               <w:top w:w="70" w:type="dxa"/>
@@ -3515,7 +3650,7 @@
         </w:tc>
         <w:tc>
           <w:tcPr>
-            <w:tcW w:type="dxa" w:w="432"/>
+            <w:tcW w:type="dxa" w:w="864"/>
             <w:shd w:fill="FFFFFF"/>
             <w:tcMar>
               <w:top w:w="70" w:type="dxa"/>
@@ -3539,7 +3674,7 @@
         </w:tc>
         <w:tc>
           <w:tcPr>
-            <w:tcW w:type="dxa" w:w="432"/>
+            <w:tcW w:type="dxa" w:w="864"/>
             <w:shd w:fill="FFFFFF"/>
             <w:tcMar>
               <w:top w:w="70" w:type="dxa"/>
@@ -3563,7 +3698,7 @@
         </w:tc>
         <w:tc>
           <w:tcPr>
-            <w:tcW w:type="dxa" w:w="576"/>
+            <w:tcW w:type="dxa" w:w="1152"/>
             <w:shd w:fill="FFFFFF"/>
             <w:tcMar>
               <w:top w:w="70" w:type="dxa"/>
@@ -3587,7 +3722,7 @@
         </w:tc>
         <w:tc>
           <w:tcPr>
-            <w:tcW w:type="dxa" w:w="720"/>
+            <w:tcW w:type="dxa" w:w="1440"/>
             <w:shd w:fill="FFFFFF"/>
             <w:tcMar>
               <w:top w:w="70" w:type="dxa"/>
@@ -3614,6 +3749,17 @@
     <w:p>
       <w:pPr>
         <w:spacing w:before="0" w:after="240"/>
+      </w:pPr>
+    </w:p>
+    <w:p>
+      <w:pPr>
+        <w:sectPr>
+          <w:type w:val="continuous"/>
+          <w:pgSz w:w="11909" w:h="16834"/>
+          <w:pgMar w:top="1440" w:right="1152" w:bottom="1440" w:left="1152" w:header="720" w:footer="720" w:gutter="0"/>
+          <w:docGrid w:linePitch="360"/>
+          <w:cols w:num="1"/>
+        </w:sectPr>
       </w:pPr>
     </w:p>
     <w:p>
@@ -3647,13 +3793,25 @@
     </w:p>
     <w:p>
       <w:pPr>
+        <w:sectPr>
+          <w:type w:val="continuous"/>
+          <w:pgSz w:w="11909" w:h="16834"/>
+          <w:pgMar w:top="1440" w:right="1152" w:bottom="1440" w:left="1152" w:header="720" w:footer="720" w:gutter="0"/>
+          <w:docGrid w:linePitch="360"/>
+          <w:cols w:num="2" w:space="360"/>
+        </w:sectPr>
+      </w:pPr>
+    </w:p>
+    <w:p>
+      <w:pPr>
+        <w:keepNext/>
         <w:spacing w:before="240" w:after="0"/>
         <w:jc w:val="center"/>
       </w:pPr>
       <w:r>
         <w:drawing>
           <wp:inline xmlns:a="http://schemas.openxmlformats.org/drawingml/2006/main" xmlns:pic="http://schemas.openxmlformats.org/drawingml/2006/picture">
-            <wp:extent cx="2926080" cy="1901952"/>
+            <wp:extent cx="5943600" cy="3863340"/>
             <wp:docPr id="2" name="Picture 2"/>
             <wp:cNvGraphicFramePr>
               <a:graphicFrameLocks noChangeAspect="1"/>
@@ -3674,7 +3832,7 @@
                   <pic:spPr>
                     <a:xfrm>
                       <a:off x="0" y="0"/>
-                      <a:ext cx="2926080" cy="1901952"/>
+                      <a:ext cx="5943600" cy="3863340"/>
                     </a:xfrm>
                     <a:prstGeom prst="rect"/>
                   </pic:spPr>
@@ -3710,6 +3868,29 @@
     </w:p>
     <w:p>
       <w:pPr>
+        <w:sectPr>
+          <w:type w:val="continuous"/>
+          <w:pgSz w:w="11909" w:h="16834"/>
+          <w:pgMar w:top="1440" w:right="1152" w:bottom="1440" w:left="1152" w:header="720" w:footer="720" w:gutter="0"/>
+          <w:docGrid w:linePitch="360"/>
+          <w:cols w:num="1"/>
+        </w:sectPr>
+      </w:pPr>
+    </w:p>
+    <w:p>
+      <w:pPr>
+        <w:sectPr>
+          <w:type w:val="continuous"/>
+          <w:pgSz w:w="11909" w:h="16834"/>
+          <w:pgMar w:top="1440" w:right="1152" w:bottom="1440" w:left="1152" w:header="720" w:footer="720" w:gutter="0"/>
+          <w:docGrid w:linePitch="360"/>
+          <w:cols w:num="2" w:space="360"/>
+        </w:sectPr>
+      </w:pPr>
+    </w:p>
+    <w:p>
+      <w:pPr>
+        <w:keepNext/>
         <w:spacing w:before="240" w:after="120"/>
         <w:jc w:val="center"/>
       </w:pPr>
@@ -3753,9 +3934,13 @@
         <w:gridCol w:w="1921"/>
       </w:tblGrid>
       <w:tr>
+        <w:trPr>
+          <w:tblHeader/>
+          <w:cantSplit/>
+        </w:trPr>
         <w:tc>
           <w:tcPr>
-            <w:tcW w:type="dxa" w:w="864"/>
+            <w:tcW w:type="dxa" w:w="2016"/>
             <w:shd w:fill="F1F5F9"/>
             <w:tcMar>
               <w:top w:w="90" w:type="dxa"/>
@@ -3780,7 +3965,7 @@
         </w:tc>
         <w:tc>
           <w:tcPr>
-            <w:tcW w:type="dxa" w:w="720"/>
+            <w:tcW w:type="dxa" w:w="1296"/>
             <w:shd w:fill="F1F5F9"/>
             <w:tcMar>
               <w:top w:w="90" w:type="dxa"/>
@@ -3805,7 +3990,7 @@
         </w:tc>
         <w:tc>
           <w:tcPr>
-            <w:tcW w:type="dxa" w:w="576"/>
+            <w:tcW w:type="dxa" w:w="1152"/>
             <w:shd w:fill="F1F5F9"/>
             <w:tcMar>
               <w:top w:w="90" w:type="dxa"/>
@@ -3830,7 +4015,7 @@
         </w:tc>
         <w:tc>
           <w:tcPr>
-            <w:tcW w:type="dxa" w:w="720"/>
+            <w:tcW w:type="dxa" w:w="1296"/>
             <w:shd w:fill="F1F5F9"/>
             <w:tcMar>
               <w:top w:w="90" w:type="dxa"/>
@@ -3855,7 +4040,7 @@
         </w:tc>
         <w:tc>
           <w:tcPr>
-            <w:tcW w:type="dxa" w:w="1728"/>
+            <w:tcW w:type="dxa" w:w="3600"/>
             <w:shd w:fill="F1F5F9"/>
             <w:tcMar>
               <w:top w:w="90" w:type="dxa"/>
@@ -3880,9 +4065,12 @@
         </w:tc>
       </w:tr>
       <w:tr>
+        <w:trPr>
+          <w:cantSplit/>
+        </w:trPr>
         <w:tc>
           <w:tcPr>
-            <w:tcW w:type="dxa" w:w="864"/>
+            <w:tcW w:type="dxa" w:w="2016"/>
             <w:shd w:fill="FFFFFF"/>
             <w:tcMar>
               <w:top w:w="70" w:type="dxa"/>
@@ -3906,7 +4094,7 @@
         </w:tc>
         <w:tc>
           <w:tcPr>
-            <w:tcW w:type="dxa" w:w="720"/>
+            <w:tcW w:type="dxa" w:w="1296"/>
             <w:shd w:fill="FFFFFF"/>
             <w:tcMar>
               <w:top w:w="70" w:type="dxa"/>
@@ -3930,7 +4118,7 @@
         </w:tc>
         <w:tc>
           <w:tcPr>
-            <w:tcW w:type="dxa" w:w="576"/>
+            <w:tcW w:type="dxa" w:w="1152"/>
             <w:shd w:fill="FFFFFF"/>
             <w:tcMar>
               <w:top w:w="70" w:type="dxa"/>
@@ -3954,7 +4142,7 @@
         </w:tc>
         <w:tc>
           <w:tcPr>
-            <w:tcW w:type="dxa" w:w="720"/>
+            <w:tcW w:type="dxa" w:w="1296"/>
             <w:shd w:fill="FFFFFF"/>
             <w:tcMar>
               <w:top w:w="70" w:type="dxa"/>
@@ -3978,7 +4166,7 @@
         </w:tc>
         <w:tc>
           <w:tcPr>
-            <w:tcW w:type="dxa" w:w="1728"/>
+            <w:tcW w:type="dxa" w:w="3600"/>
             <w:shd w:fill="FFFFFF"/>
             <w:tcMar>
               <w:top w:w="70" w:type="dxa"/>
@@ -4002,9 +4190,12 @@
         </w:tc>
       </w:tr>
       <w:tr>
+        <w:trPr>
+          <w:cantSplit/>
+        </w:trPr>
         <w:tc>
           <w:tcPr>
-            <w:tcW w:type="dxa" w:w="864"/>
+            <w:tcW w:type="dxa" w:w="2016"/>
             <w:shd w:fill="FAFAFA"/>
             <w:tcMar>
               <w:top w:w="70" w:type="dxa"/>
@@ -4028,7 +4219,7 @@
         </w:tc>
         <w:tc>
           <w:tcPr>
-            <w:tcW w:type="dxa" w:w="720"/>
+            <w:tcW w:type="dxa" w:w="1296"/>
             <w:shd w:fill="FAFAFA"/>
             <w:tcMar>
               <w:top w:w="70" w:type="dxa"/>
@@ -4052,7 +4243,7 @@
         </w:tc>
         <w:tc>
           <w:tcPr>
-            <w:tcW w:type="dxa" w:w="576"/>
+            <w:tcW w:type="dxa" w:w="1152"/>
             <w:shd w:fill="FAFAFA"/>
             <w:tcMar>
               <w:top w:w="70" w:type="dxa"/>
@@ -4076,7 +4267,7 @@
         </w:tc>
         <w:tc>
           <w:tcPr>
-            <w:tcW w:type="dxa" w:w="720"/>
+            <w:tcW w:type="dxa" w:w="1296"/>
             <w:shd w:fill="FAFAFA"/>
             <w:tcMar>
               <w:top w:w="70" w:type="dxa"/>
@@ -4100,7 +4291,7 @@
         </w:tc>
         <w:tc>
           <w:tcPr>
-            <w:tcW w:type="dxa" w:w="1728"/>
+            <w:tcW w:type="dxa" w:w="3600"/>
             <w:shd w:fill="FAFAFA"/>
             <w:tcMar>
               <w:top w:w="70" w:type="dxa"/>
@@ -4124,9 +4315,12 @@
         </w:tc>
       </w:tr>
       <w:tr>
+        <w:trPr>
+          <w:cantSplit/>
+        </w:trPr>
         <w:tc>
           <w:tcPr>
-            <w:tcW w:type="dxa" w:w="864"/>
+            <w:tcW w:type="dxa" w:w="2016"/>
             <w:shd w:fill="FFFFFF"/>
             <w:tcMar>
               <w:top w:w="70" w:type="dxa"/>
@@ -4150,7 +4344,7 @@
         </w:tc>
         <w:tc>
           <w:tcPr>
-            <w:tcW w:type="dxa" w:w="720"/>
+            <w:tcW w:type="dxa" w:w="1296"/>
             <w:shd w:fill="FFFFFF"/>
             <w:tcMar>
               <w:top w:w="70" w:type="dxa"/>
@@ -4174,7 +4368,7 @@
         </w:tc>
         <w:tc>
           <w:tcPr>
-            <w:tcW w:type="dxa" w:w="576"/>
+            <w:tcW w:type="dxa" w:w="1152"/>
             <w:shd w:fill="FFFFFF"/>
             <w:tcMar>
               <w:top w:w="70" w:type="dxa"/>
@@ -4198,7 +4392,7 @@
         </w:tc>
         <w:tc>
           <w:tcPr>
-            <w:tcW w:type="dxa" w:w="720"/>
+            <w:tcW w:type="dxa" w:w="1296"/>
             <w:shd w:fill="FFFFFF"/>
             <w:tcMar>
               <w:top w:w="70" w:type="dxa"/>
@@ -4222,7 +4416,7 @@
         </w:tc>
         <w:tc>
           <w:tcPr>
-            <w:tcW w:type="dxa" w:w="1728"/>
+            <w:tcW w:type="dxa" w:w="3600"/>
             <w:shd w:fill="FFFFFF"/>
             <w:tcMar>
               <w:top w:w="70" w:type="dxa"/>
@@ -4246,9 +4440,12 @@
         </w:tc>
       </w:tr>
       <w:tr>
+        <w:trPr>
+          <w:cantSplit/>
+        </w:trPr>
         <w:tc>
           <w:tcPr>
-            <w:tcW w:type="dxa" w:w="864"/>
+            <w:tcW w:type="dxa" w:w="2016"/>
             <w:shd w:fill="FAFAFA"/>
             <w:tcMar>
               <w:top w:w="70" w:type="dxa"/>
@@ -4272,7 +4469,7 @@
         </w:tc>
         <w:tc>
           <w:tcPr>
-            <w:tcW w:type="dxa" w:w="720"/>
+            <w:tcW w:type="dxa" w:w="1296"/>
             <w:shd w:fill="FAFAFA"/>
             <w:tcMar>
               <w:top w:w="70" w:type="dxa"/>
@@ -4296,7 +4493,7 @@
         </w:tc>
         <w:tc>
           <w:tcPr>
-            <w:tcW w:type="dxa" w:w="576"/>
+            <w:tcW w:type="dxa" w:w="1152"/>
             <w:shd w:fill="FAFAFA"/>
             <w:tcMar>
               <w:top w:w="70" w:type="dxa"/>
@@ -4320,7 +4517,7 @@
         </w:tc>
         <w:tc>
           <w:tcPr>
-            <w:tcW w:type="dxa" w:w="720"/>
+            <w:tcW w:type="dxa" w:w="1296"/>
             <w:shd w:fill="FAFAFA"/>
             <w:tcMar>
               <w:top w:w="70" w:type="dxa"/>
@@ -4344,7 +4541,7 @@
         </w:tc>
         <w:tc>
           <w:tcPr>
-            <w:tcW w:type="dxa" w:w="1728"/>
+            <w:tcW w:type="dxa" w:w="3600"/>
             <w:shd w:fill="FAFAFA"/>
             <w:tcMar>
               <w:top w:w="70" w:type="dxa"/>
@@ -4368,9 +4565,12 @@
         </w:tc>
       </w:tr>
       <w:tr>
+        <w:trPr>
+          <w:cantSplit/>
+        </w:trPr>
         <w:tc>
           <w:tcPr>
-            <w:tcW w:type="dxa" w:w="864"/>
+            <w:tcW w:type="dxa" w:w="2016"/>
             <w:shd w:fill="FFFFFF"/>
             <w:tcMar>
               <w:top w:w="70" w:type="dxa"/>
@@ -4394,7 +4594,7 @@
         </w:tc>
         <w:tc>
           <w:tcPr>
-            <w:tcW w:type="dxa" w:w="720"/>
+            <w:tcW w:type="dxa" w:w="1296"/>
             <w:shd w:fill="FFFFFF"/>
             <w:tcMar>
               <w:top w:w="70" w:type="dxa"/>
@@ -4418,7 +4618,7 @@
         </w:tc>
         <w:tc>
           <w:tcPr>
-            <w:tcW w:type="dxa" w:w="576"/>
+            <w:tcW w:type="dxa" w:w="1152"/>
             <w:shd w:fill="FFFFFF"/>
             <w:tcMar>
               <w:top w:w="70" w:type="dxa"/>
@@ -4442,7 +4642,7 @@
         </w:tc>
         <w:tc>
           <w:tcPr>
-            <w:tcW w:type="dxa" w:w="720"/>
+            <w:tcW w:type="dxa" w:w="1296"/>
             <w:shd w:fill="FFFFFF"/>
             <w:tcMar>
               <w:top w:w="70" w:type="dxa"/>
@@ -4466,7 +4666,7 @@
         </w:tc>
         <w:tc>
           <w:tcPr>
-            <w:tcW w:type="dxa" w:w="1728"/>
+            <w:tcW w:type="dxa" w:w="3600"/>
             <w:shd w:fill="FFFFFF"/>
             <w:tcMar>
               <w:top w:w="70" w:type="dxa"/>
@@ -4490,9 +4690,12 @@
         </w:tc>
       </w:tr>
       <w:tr>
+        <w:trPr>
+          <w:cantSplit/>
+        </w:trPr>
         <w:tc>
           <w:tcPr>
-            <w:tcW w:type="dxa" w:w="864"/>
+            <w:tcW w:type="dxa" w:w="2016"/>
             <w:shd w:fill="FAFAFA"/>
             <w:tcMar>
               <w:top w:w="70" w:type="dxa"/>
@@ -4516,7 +4719,7 @@
         </w:tc>
         <w:tc>
           <w:tcPr>
-            <w:tcW w:type="dxa" w:w="720"/>
+            <w:tcW w:type="dxa" w:w="1296"/>
             <w:shd w:fill="FAFAFA"/>
             <w:tcMar>
               <w:top w:w="70" w:type="dxa"/>
@@ -4540,7 +4743,7 @@
         </w:tc>
         <w:tc>
           <w:tcPr>
-            <w:tcW w:type="dxa" w:w="576"/>
+            <w:tcW w:type="dxa" w:w="1152"/>
             <w:shd w:fill="FAFAFA"/>
             <w:tcMar>
               <w:top w:w="70" w:type="dxa"/>
@@ -4564,7 +4767,7 @@
         </w:tc>
         <w:tc>
           <w:tcPr>
-            <w:tcW w:type="dxa" w:w="720"/>
+            <w:tcW w:type="dxa" w:w="1296"/>
             <w:shd w:fill="FAFAFA"/>
             <w:tcMar>
               <w:top w:w="70" w:type="dxa"/>
@@ -4588,7 +4791,7 @@
         </w:tc>
         <w:tc>
           <w:tcPr>
-            <w:tcW w:type="dxa" w:w="1728"/>
+            <w:tcW w:type="dxa" w:w="3600"/>
             <w:shd w:fill="FAFAFA"/>
             <w:tcMar>
               <w:top w:w="70" w:type="dxa"/>
@@ -4612,9 +4815,12 @@
         </w:tc>
       </w:tr>
       <w:tr>
+        <w:trPr>
+          <w:cantSplit/>
+        </w:trPr>
         <w:tc>
           <w:tcPr>
-            <w:tcW w:type="dxa" w:w="864"/>
+            <w:tcW w:type="dxa" w:w="2016"/>
             <w:shd w:fill="FFFFFF"/>
             <w:tcMar>
               <w:top w:w="70" w:type="dxa"/>
@@ -4638,7 +4844,7 @@
         </w:tc>
         <w:tc>
           <w:tcPr>
-            <w:tcW w:type="dxa" w:w="720"/>
+            <w:tcW w:type="dxa" w:w="1296"/>
             <w:shd w:fill="FFFFFF"/>
             <w:tcMar>
               <w:top w:w="70" w:type="dxa"/>
@@ -4662,7 +4868,7 @@
         </w:tc>
         <w:tc>
           <w:tcPr>
-            <w:tcW w:type="dxa" w:w="576"/>
+            <w:tcW w:type="dxa" w:w="1152"/>
             <w:shd w:fill="FFFFFF"/>
             <w:tcMar>
               <w:top w:w="70" w:type="dxa"/>
@@ -4686,7 +4892,7 @@
         </w:tc>
         <w:tc>
           <w:tcPr>
-            <w:tcW w:type="dxa" w:w="720"/>
+            <w:tcW w:type="dxa" w:w="1296"/>
             <w:shd w:fill="FFFFFF"/>
             <w:tcMar>
               <w:top w:w="70" w:type="dxa"/>
@@ -4710,7 +4916,7 @@
         </w:tc>
         <w:tc>
           <w:tcPr>
-            <w:tcW w:type="dxa" w:w="1728"/>
+            <w:tcW w:type="dxa" w:w="3600"/>
             <w:shd w:fill="FFFFFF"/>
             <w:tcMar>
               <w:top w:w="70" w:type="dxa"/>
@@ -4734,9 +4940,12 @@
         </w:tc>
       </w:tr>
       <w:tr>
+        <w:trPr>
+          <w:cantSplit/>
+        </w:trPr>
         <w:tc>
           <w:tcPr>
-            <w:tcW w:type="dxa" w:w="864"/>
+            <w:tcW w:type="dxa" w:w="2016"/>
             <w:shd w:fill="FAFAFA"/>
             <w:tcMar>
               <w:top w:w="70" w:type="dxa"/>
@@ -4760,7 +4969,7 @@
         </w:tc>
         <w:tc>
           <w:tcPr>
-            <w:tcW w:type="dxa" w:w="720"/>
+            <w:tcW w:type="dxa" w:w="1296"/>
             <w:shd w:fill="FAFAFA"/>
             <w:tcMar>
               <w:top w:w="70" w:type="dxa"/>
@@ -4784,7 +4993,7 @@
         </w:tc>
         <w:tc>
           <w:tcPr>
-            <w:tcW w:type="dxa" w:w="576"/>
+            <w:tcW w:type="dxa" w:w="1152"/>
             <w:shd w:fill="FAFAFA"/>
             <w:tcMar>
               <w:top w:w="70" w:type="dxa"/>
@@ -4808,7 +5017,7 @@
         </w:tc>
         <w:tc>
           <w:tcPr>
-            <w:tcW w:type="dxa" w:w="720"/>
+            <w:tcW w:type="dxa" w:w="1296"/>
             <w:shd w:fill="FAFAFA"/>
             <w:tcMar>
               <w:top w:w="70" w:type="dxa"/>
@@ -4832,7 +5041,7 @@
         </w:tc>
         <w:tc>
           <w:tcPr>
-            <w:tcW w:type="dxa" w:w="1728"/>
+            <w:tcW w:type="dxa" w:w="3600"/>
             <w:shd w:fill="FAFAFA"/>
             <w:tcMar>
               <w:top w:w="70" w:type="dxa"/>
@@ -4856,9 +5065,12 @@
         </w:tc>
       </w:tr>
       <w:tr>
+        <w:trPr>
+          <w:cantSplit/>
+        </w:trPr>
         <w:tc>
           <w:tcPr>
-            <w:tcW w:type="dxa" w:w="864"/>
+            <w:tcW w:type="dxa" w:w="2016"/>
             <w:shd w:fill="FFFFFF"/>
             <w:tcMar>
               <w:top w:w="70" w:type="dxa"/>
@@ -4882,7 +5094,7 @@
         </w:tc>
         <w:tc>
           <w:tcPr>
-            <w:tcW w:type="dxa" w:w="720"/>
+            <w:tcW w:type="dxa" w:w="1296"/>
             <w:shd w:fill="FFFFFF"/>
             <w:tcMar>
               <w:top w:w="70" w:type="dxa"/>
@@ -4906,7 +5118,7 @@
         </w:tc>
         <w:tc>
           <w:tcPr>
-            <w:tcW w:type="dxa" w:w="576"/>
+            <w:tcW w:type="dxa" w:w="1152"/>
             <w:shd w:fill="FFFFFF"/>
             <w:tcMar>
               <w:top w:w="70" w:type="dxa"/>
@@ -4930,7 +5142,7 @@
         </w:tc>
         <w:tc>
           <w:tcPr>
-            <w:tcW w:type="dxa" w:w="720"/>
+            <w:tcW w:type="dxa" w:w="1296"/>
             <w:shd w:fill="FFFFFF"/>
             <w:tcMar>
               <w:top w:w="70" w:type="dxa"/>
@@ -4954,7 +5166,7 @@
         </w:tc>
         <w:tc>
           <w:tcPr>
-            <w:tcW w:type="dxa" w:w="1728"/>
+            <w:tcW w:type="dxa" w:w="3600"/>
             <w:shd w:fill="FFFFFF"/>
             <w:tcMar>
               <w:top w:w="70" w:type="dxa"/>
@@ -4978,9 +5190,12 @@
         </w:tc>
       </w:tr>
       <w:tr>
+        <w:trPr>
+          <w:cantSplit/>
+        </w:trPr>
         <w:tc>
           <w:tcPr>
-            <w:tcW w:type="dxa" w:w="864"/>
+            <w:tcW w:type="dxa" w:w="2016"/>
             <w:shd w:fill="FAFAFA"/>
             <w:tcMar>
               <w:top w:w="70" w:type="dxa"/>
@@ -5004,7 +5219,7 @@
         </w:tc>
         <w:tc>
           <w:tcPr>
-            <w:tcW w:type="dxa" w:w="720"/>
+            <w:tcW w:type="dxa" w:w="1296"/>
             <w:shd w:fill="FAFAFA"/>
             <w:tcMar>
               <w:top w:w="70" w:type="dxa"/>
@@ -5028,7 +5243,7 @@
         </w:tc>
         <w:tc>
           <w:tcPr>
-            <w:tcW w:type="dxa" w:w="576"/>
+            <w:tcW w:type="dxa" w:w="1152"/>
             <w:shd w:fill="FAFAFA"/>
             <w:tcMar>
               <w:top w:w="70" w:type="dxa"/>
@@ -5052,7 +5267,7 @@
         </w:tc>
         <w:tc>
           <w:tcPr>
-            <w:tcW w:type="dxa" w:w="720"/>
+            <w:tcW w:type="dxa" w:w="1296"/>
             <w:shd w:fill="FAFAFA"/>
             <w:tcMar>
               <w:top w:w="70" w:type="dxa"/>
@@ -5076,7 +5291,7 @@
         </w:tc>
         <w:tc>
           <w:tcPr>
-            <w:tcW w:type="dxa" w:w="1728"/>
+            <w:tcW w:type="dxa" w:w="3600"/>
             <w:shd w:fill="FAFAFA"/>
             <w:tcMar>
               <w:top w:w="70" w:type="dxa"/>
@@ -5100,9 +5315,12 @@
         </w:tc>
       </w:tr>
       <w:tr>
+        <w:trPr>
+          <w:cantSplit/>
+        </w:trPr>
         <w:tc>
           <w:tcPr>
-            <w:tcW w:type="dxa" w:w="864"/>
+            <w:tcW w:type="dxa" w:w="2016"/>
             <w:shd w:fill="FFFFFF"/>
             <w:tcMar>
               <w:top w:w="70" w:type="dxa"/>
@@ -5126,7 +5344,7 @@
         </w:tc>
         <w:tc>
           <w:tcPr>
-            <w:tcW w:type="dxa" w:w="720"/>
+            <w:tcW w:type="dxa" w:w="1296"/>
             <w:shd w:fill="FFFFFF"/>
             <w:tcMar>
               <w:top w:w="70" w:type="dxa"/>
@@ -5150,7 +5368,7 @@
         </w:tc>
         <w:tc>
           <w:tcPr>
-            <w:tcW w:type="dxa" w:w="576"/>
+            <w:tcW w:type="dxa" w:w="1152"/>
             <w:shd w:fill="FFFFFF"/>
             <w:tcMar>
               <w:top w:w="70" w:type="dxa"/>
@@ -5174,7 +5392,7 @@
         </w:tc>
         <w:tc>
           <w:tcPr>
-            <w:tcW w:type="dxa" w:w="720"/>
+            <w:tcW w:type="dxa" w:w="1296"/>
             <w:shd w:fill="FFFFFF"/>
             <w:tcMar>
               <w:top w:w="70" w:type="dxa"/>
@@ -5198,7 +5416,7 @@
         </w:tc>
         <w:tc>
           <w:tcPr>
-            <w:tcW w:type="dxa" w:w="1728"/>
+            <w:tcW w:type="dxa" w:w="3600"/>
             <w:shd w:fill="FFFFFF"/>
             <w:tcMar>
               <w:top w:w="70" w:type="dxa"/>
@@ -5222,9 +5440,12 @@
         </w:tc>
       </w:tr>
       <w:tr>
+        <w:trPr>
+          <w:cantSplit/>
+        </w:trPr>
         <w:tc>
           <w:tcPr>
-            <w:tcW w:type="dxa" w:w="864"/>
+            <w:tcW w:type="dxa" w:w="2016"/>
             <w:shd w:fill="FAFAFA"/>
             <w:tcMar>
               <w:top w:w="70" w:type="dxa"/>
@@ -5248,7 +5469,7 @@
         </w:tc>
         <w:tc>
           <w:tcPr>
-            <w:tcW w:type="dxa" w:w="720"/>
+            <w:tcW w:type="dxa" w:w="1296"/>
             <w:shd w:fill="FAFAFA"/>
             <w:tcMar>
               <w:top w:w="70" w:type="dxa"/>
@@ -5272,7 +5493,7 @@
         </w:tc>
         <w:tc>
           <w:tcPr>
-            <w:tcW w:type="dxa" w:w="576"/>
+            <w:tcW w:type="dxa" w:w="1152"/>
             <w:shd w:fill="FAFAFA"/>
             <w:tcMar>
               <w:top w:w="70" w:type="dxa"/>
@@ -5296,7 +5517,7 @@
         </w:tc>
         <w:tc>
           <w:tcPr>
-            <w:tcW w:type="dxa" w:w="720"/>
+            <w:tcW w:type="dxa" w:w="1296"/>
             <w:shd w:fill="FAFAFA"/>
             <w:tcMar>
               <w:top w:w="70" w:type="dxa"/>
@@ -5320,7 +5541,7 @@
         </w:tc>
         <w:tc>
           <w:tcPr>
-            <w:tcW w:type="dxa" w:w="1728"/>
+            <w:tcW w:type="dxa" w:w="3600"/>
             <w:shd w:fill="FAFAFA"/>
             <w:tcMar>
               <w:top w:w="70" w:type="dxa"/>
@@ -5344,9 +5565,12 @@
         </w:tc>
       </w:tr>
       <w:tr>
+        <w:trPr>
+          <w:cantSplit/>
+        </w:trPr>
         <w:tc>
           <w:tcPr>
-            <w:tcW w:type="dxa" w:w="864"/>
+            <w:tcW w:type="dxa" w:w="2016"/>
             <w:shd w:fill="FFFFFF"/>
             <w:tcMar>
               <w:top w:w="70" w:type="dxa"/>
@@ -5370,7 +5594,7 @@
         </w:tc>
         <w:tc>
           <w:tcPr>
-            <w:tcW w:type="dxa" w:w="720"/>
+            <w:tcW w:type="dxa" w:w="1296"/>
             <w:shd w:fill="FFFFFF"/>
             <w:tcMar>
               <w:top w:w="70" w:type="dxa"/>
@@ -5394,7 +5618,7 @@
         </w:tc>
         <w:tc>
           <w:tcPr>
-            <w:tcW w:type="dxa" w:w="576"/>
+            <w:tcW w:type="dxa" w:w="1152"/>
             <w:shd w:fill="FFFFFF"/>
             <w:tcMar>
               <w:top w:w="70" w:type="dxa"/>
@@ -5418,7 +5642,7 @@
         </w:tc>
         <w:tc>
           <w:tcPr>
-            <w:tcW w:type="dxa" w:w="720"/>
+            <w:tcW w:type="dxa" w:w="1296"/>
             <w:shd w:fill="FFFFFF"/>
             <w:tcMar>
               <w:top w:w="70" w:type="dxa"/>
@@ -5442,7 +5666,7 @@
         </w:tc>
         <w:tc>
           <w:tcPr>
-            <w:tcW w:type="dxa" w:w="1728"/>
+            <w:tcW w:type="dxa" w:w="3600"/>
             <w:shd w:fill="FFFFFF"/>
             <w:tcMar>
               <w:top w:w="70" w:type="dxa"/>
@@ -5466,9 +5690,12 @@
         </w:tc>
       </w:tr>
       <w:tr>
+        <w:trPr>
+          <w:cantSplit/>
+        </w:trPr>
         <w:tc>
           <w:tcPr>
-            <w:tcW w:type="dxa" w:w="864"/>
+            <w:tcW w:type="dxa" w:w="2016"/>
             <w:shd w:fill="FAFAFA"/>
             <w:tcMar>
               <w:top w:w="70" w:type="dxa"/>
@@ -5492,7 +5719,7 @@
         </w:tc>
         <w:tc>
           <w:tcPr>
-            <w:tcW w:type="dxa" w:w="720"/>
+            <w:tcW w:type="dxa" w:w="1296"/>
             <w:shd w:fill="FAFAFA"/>
             <w:tcMar>
               <w:top w:w="70" w:type="dxa"/>
@@ -5516,7 +5743,7 @@
         </w:tc>
         <w:tc>
           <w:tcPr>
-            <w:tcW w:type="dxa" w:w="576"/>
+            <w:tcW w:type="dxa" w:w="1152"/>
             <w:shd w:fill="FAFAFA"/>
             <w:tcMar>
               <w:top w:w="70" w:type="dxa"/>
@@ -5540,7 +5767,7 @@
         </w:tc>
         <w:tc>
           <w:tcPr>
-            <w:tcW w:type="dxa" w:w="720"/>
+            <w:tcW w:type="dxa" w:w="1296"/>
             <w:shd w:fill="FAFAFA"/>
             <w:tcMar>
               <w:top w:w="70" w:type="dxa"/>
@@ -5564,7 +5791,7 @@
         </w:tc>
         <w:tc>
           <w:tcPr>
-            <w:tcW w:type="dxa" w:w="1728"/>
+            <w:tcW w:type="dxa" w:w="3600"/>
             <w:shd w:fill="FAFAFA"/>
             <w:tcMar>
               <w:top w:w="70" w:type="dxa"/>
@@ -5588,9 +5815,12 @@
         </w:tc>
       </w:tr>
       <w:tr>
+        <w:trPr>
+          <w:cantSplit/>
+        </w:trPr>
         <w:tc>
           <w:tcPr>
-            <w:tcW w:type="dxa" w:w="864"/>
+            <w:tcW w:type="dxa" w:w="2016"/>
             <w:shd w:fill="FFFFFF"/>
             <w:tcMar>
               <w:top w:w="70" w:type="dxa"/>
@@ -5614,7 +5844,7 @@
         </w:tc>
         <w:tc>
           <w:tcPr>
-            <w:tcW w:type="dxa" w:w="720"/>
+            <w:tcW w:type="dxa" w:w="1296"/>
             <w:shd w:fill="FFFFFF"/>
             <w:tcMar>
               <w:top w:w="70" w:type="dxa"/>
@@ -5638,7 +5868,7 @@
         </w:tc>
         <w:tc>
           <w:tcPr>
-            <w:tcW w:type="dxa" w:w="576"/>
+            <w:tcW w:type="dxa" w:w="1152"/>
             <w:shd w:fill="FFFFFF"/>
             <w:tcMar>
               <w:top w:w="70" w:type="dxa"/>
@@ -5662,7 +5892,7 @@
         </w:tc>
         <w:tc>
           <w:tcPr>
-            <w:tcW w:type="dxa" w:w="720"/>
+            <w:tcW w:type="dxa" w:w="1296"/>
             <w:shd w:fill="FFFFFF"/>
             <w:tcMar>
               <w:top w:w="70" w:type="dxa"/>
@@ -5686,7 +5916,7 @@
         </w:tc>
         <w:tc>
           <w:tcPr>
-            <w:tcW w:type="dxa" w:w="1728"/>
+            <w:tcW w:type="dxa" w:w="3600"/>
             <w:shd w:fill="FFFFFF"/>
             <w:tcMar>
               <w:top w:w="70" w:type="dxa"/>
@@ -5710,9 +5940,12 @@
         </w:tc>
       </w:tr>
       <w:tr>
+        <w:trPr>
+          <w:cantSplit/>
+        </w:trPr>
         <w:tc>
           <w:tcPr>
-            <w:tcW w:type="dxa" w:w="864"/>
+            <w:tcW w:type="dxa" w:w="2016"/>
             <w:shd w:fill="FAFAFA"/>
             <w:tcMar>
               <w:top w:w="70" w:type="dxa"/>
@@ -5736,7 +5969,7 @@
         </w:tc>
         <w:tc>
           <w:tcPr>
-            <w:tcW w:type="dxa" w:w="720"/>
+            <w:tcW w:type="dxa" w:w="1296"/>
             <w:shd w:fill="FAFAFA"/>
             <w:tcMar>
               <w:top w:w="70" w:type="dxa"/>
@@ -5760,7 +5993,7 @@
         </w:tc>
         <w:tc>
           <w:tcPr>
-            <w:tcW w:type="dxa" w:w="576"/>
+            <w:tcW w:type="dxa" w:w="1152"/>
             <w:shd w:fill="FAFAFA"/>
             <w:tcMar>
               <w:top w:w="70" w:type="dxa"/>
@@ -5784,7 +6017,7 @@
         </w:tc>
         <w:tc>
           <w:tcPr>
-            <w:tcW w:type="dxa" w:w="720"/>
+            <w:tcW w:type="dxa" w:w="1296"/>
             <w:shd w:fill="FAFAFA"/>
             <w:tcMar>
               <w:top w:w="70" w:type="dxa"/>
@@ -5808,7 +6041,7 @@
         </w:tc>
         <w:tc>
           <w:tcPr>
-            <w:tcW w:type="dxa" w:w="1728"/>
+            <w:tcW w:type="dxa" w:w="3600"/>
             <w:shd w:fill="FAFAFA"/>
             <w:tcMar>
               <w:top w:w="70" w:type="dxa"/>
@@ -5835,6 +6068,17 @@
     <w:p>
       <w:pPr>
         <w:spacing w:before="0" w:after="240"/>
+      </w:pPr>
+    </w:p>
+    <w:p>
+      <w:pPr>
+        <w:sectPr>
+          <w:type w:val="continuous"/>
+          <w:pgSz w:w="11909" w:h="16834"/>
+          <w:pgMar w:top="1440" w:right="1152" w:bottom="1440" w:left="1152" w:header="720" w:footer="720" w:gutter="0"/>
+          <w:docGrid w:linePitch="360"/>
+          <w:cols w:num="1"/>
+        </w:sectPr>
       </w:pPr>
     </w:p>
     <w:p>
@@ -5868,13 +6112,25 @@
     </w:p>
     <w:p>
       <w:pPr>
+        <w:sectPr>
+          <w:type w:val="continuous"/>
+          <w:pgSz w:w="11909" w:h="16834"/>
+          <w:pgMar w:top="1440" w:right="1152" w:bottom="1440" w:left="1152" w:header="720" w:footer="720" w:gutter="0"/>
+          <w:docGrid w:linePitch="360"/>
+          <w:cols w:num="2" w:space="360"/>
+        </w:sectPr>
+      </w:pPr>
+    </w:p>
+    <w:p>
+      <w:pPr>
+        <w:keepNext/>
         <w:spacing w:before="240" w:after="0"/>
         <w:jc w:val="center"/>
       </w:pPr>
       <w:r>
         <w:drawing>
           <wp:inline xmlns:a="http://schemas.openxmlformats.org/drawingml/2006/main" xmlns:pic="http://schemas.openxmlformats.org/drawingml/2006/picture">
-            <wp:extent cx="2926080" cy="1788160"/>
+            <wp:extent cx="5943600" cy="3632200"/>
             <wp:docPr id="3" name="Picture 3"/>
             <wp:cNvGraphicFramePr>
               <a:graphicFrameLocks noChangeAspect="1"/>
@@ -5895,7 +6151,7 @@
                   <pic:spPr>
                     <a:xfrm>
                       <a:off x="0" y="0"/>
-                      <a:ext cx="2926080" cy="1788160"/>
+                      <a:ext cx="5943600" cy="3632200"/>
                     </a:xfrm>
                     <a:prstGeom prst="rect"/>
                   </pic:spPr>
@@ -5931,6 +6187,29 @@
     </w:p>
     <w:p>
       <w:pPr>
+        <w:sectPr>
+          <w:type w:val="continuous"/>
+          <w:pgSz w:w="11909" w:h="16834"/>
+          <w:pgMar w:top="1440" w:right="1152" w:bottom="1440" w:left="1152" w:header="720" w:footer="720" w:gutter="0"/>
+          <w:docGrid w:linePitch="360"/>
+          <w:cols w:num="1"/>
+        </w:sectPr>
+      </w:pPr>
+    </w:p>
+    <w:p>
+      <w:pPr>
+        <w:sectPr>
+          <w:type w:val="continuous"/>
+          <w:pgSz w:w="11909" w:h="16834"/>
+          <w:pgMar w:top="1440" w:right="1152" w:bottom="1440" w:left="1152" w:header="720" w:footer="720" w:gutter="0"/>
+          <w:docGrid w:linePitch="360"/>
+          <w:cols w:num="2" w:space="360"/>
+        </w:sectPr>
+      </w:pPr>
+    </w:p>
+    <w:p>
+      <w:pPr>
+        <w:keepNext/>
         <w:spacing w:before="240" w:after="120"/>
         <w:jc w:val="center"/>
       </w:pPr>
@@ -5974,9 +6253,13 @@
         <w:gridCol w:w="1921"/>
       </w:tblGrid>
       <w:tr>
+        <w:trPr>
+          <w:tblHeader/>
+          <w:cantSplit/>
+        </w:trPr>
         <w:tc>
           <w:tcPr>
-            <w:tcW w:type="dxa" w:w="864"/>
+            <w:tcW w:type="dxa" w:w="1872"/>
             <w:shd w:fill="F1F5F9"/>
             <w:tcMar>
               <w:top w:w="90" w:type="dxa"/>
@@ -6001,7 +6284,7 @@
         </w:tc>
         <w:tc>
           <w:tcPr>
-            <w:tcW w:type="dxa" w:w="864"/>
+            <w:tcW w:type="dxa" w:w="1872"/>
             <w:shd w:fill="F1F5F9"/>
             <w:tcMar>
               <w:top w:w="90" w:type="dxa"/>
@@ -6026,7 +6309,7 @@
         </w:tc>
         <w:tc>
           <w:tcPr>
-            <w:tcW w:type="dxa" w:w="576"/>
+            <w:tcW w:type="dxa" w:w="1152"/>
             <w:shd w:fill="F1F5F9"/>
             <w:tcMar>
               <w:top w:w="90" w:type="dxa"/>
@@ -6051,7 +6334,7 @@
         </w:tc>
         <w:tc>
           <w:tcPr>
-            <w:tcW w:type="dxa" w:w="720"/>
+            <w:tcW w:type="dxa" w:w="1296"/>
             <w:shd w:fill="F1F5F9"/>
             <w:tcMar>
               <w:top w:w="90" w:type="dxa"/>
@@ -6076,7 +6359,7 @@
         </w:tc>
         <w:tc>
           <w:tcPr>
-            <w:tcW w:type="dxa" w:w="1584"/>
+            <w:tcW w:type="dxa" w:w="3168"/>
             <w:shd w:fill="F1F5F9"/>
             <w:tcMar>
               <w:top w:w="90" w:type="dxa"/>
@@ -6101,9 +6384,12 @@
         </w:tc>
       </w:tr>
       <w:tr>
+        <w:trPr>
+          <w:cantSplit/>
+        </w:trPr>
         <w:tc>
           <w:tcPr>
-            <w:tcW w:type="dxa" w:w="864"/>
+            <w:tcW w:type="dxa" w:w="1872"/>
             <w:shd w:fill="FFFFFF"/>
             <w:tcMar>
               <w:top w:w="70" w:type="dxa"/>
@@ -6127,7 +6413,7 @@
         </w:tc>
         <w:tc>
           <w:tcPr>
-            <w:tcW w:type="dxa" w:w="864"/>
+            <w:tcW w:type="dxa" w:w="1872"/>
             <w:shd w:fill="FFFFFF"/>
             <w:tcMar>
               <w:top w:w="70" w:type="dxa"/>
@@ -6151,7 +6437,7 @@
         </w:tc>
         <w:tc>
           <w:tcPr>
-            <w:tcW w:type="dxa" w:w="576"/>
+            <w:tcW w:type="dxa" w:w="1152"/>
             <w:shd w:fill="FFFFFF"/>
             <w:tcMar>
               <w:top w:w="70" w:type="dxa"/>
@@ -6175,7 +6461,7 @@
         </w:tc>
         <w:tc>
           <w:tcPr>
-            <w:tcW w:type="dxa" w:w="720"/>
+            <w:tcW w:type="dxa" w:w="1296"/>
             <w:shd w:fill="FFFFFF"/>
             <w:tcMar>
               <w:top w:w="70" w:type="dxa"/>
@@ -6199,7 +6485,7 @@
         </w:tc>
         <w:tc>
           <w:tcPr>
-            <w:tcW w:type="dxa" w:w="1584"/>
+            <w:tcW w:type="dxa" w:w="3168"/>
             <w:shd w:fill="FFFFFF"/>
             <w:tcMar>
               <w:top w:w="70" w:type="dxa"/>
@@ -6223,9 +6509,12 @@
         </w:tc>
       </w:tr>
       <w:tr>
+        <w:trPr>
+          <w:cantSplit/>
+        </w:trPr>
         <w:tc>
           <w:tcPr>
-            <w:tcW w:type="dxa" w:w="864"/>
+            <w:tcW w:type="dxa" w:w="1872"/>
             <w:shd w:fill="FAFAFA"/>
             <w:tcMar>
               <w:top w:w="70" w:type="dxa"/>
@@ -6249,7 +6538,7 @@
         </w:tc>
         <w:tc>
           <w:tcPr>
-            <w:tcW w:type="dxa" w:w="864"/>
+            <w:tcW w:type="dxa" w:w="1872"/>
             <w:shd w:fill="FAFAFA"/>
             <w:tcMar>
               <w:top w:w="70" w:type="dxa"/>
@@ -6273,7 +6562,7 @@
         </w:tc>
         <w:tc>
           <w:tcPr>
-            <w:tcW w:type="dxa" w:w="576"/>
+            <w:tcW w:type="dxa" w:w="1152"/>
             <w:shd w:fill="FAFAFA"/>
             <w:tcMar>
               <w:top w:w="70" w:type="dxa"/>
@@ -6297,7 +6586,7 @@
         </w:tc>
         <w:tc>
           <w:tcPr>
-            <w:tcW w:type="dxa" w:w="720"/>
+            <w:tcW w:type="dxa" w:w="1296"/>
             <w:shd w:fill="FAFAFA"/>
             <w:tcMar>
               <w:top w:w="70" w:type="dxa"/>
@@ -6321,7 +6610,7 @@
         </w:tc>
         <w:tc>
           <w:tcPr>
-            <w:tcW w:type="dxa" w:w="1584"/>
+            <w:tcW w:type="dxa" w:w="3168"/>
             <w:shd w:fill="FAFAFA"/>
             <w:tcMar>
               <w:top w:w="70" w:type="dxa"/>
@@ -6345,9 +6634,12 @@
         </w:tc>
       </w:tr>
       <w:tr>
+        <w:trPr>
+          <w:cantSplit/>
+        </w:trPr>
         <w:tc>
           <w:tcPr>
-            <w:tcW w:type="dxa" w:w="864"/>
+            <w:tcW w:type="dxa" w:w="1872"/>
             <w:shd w:fill="FFFFFF"/>
             <w:tcMar>
               <w:top w:w="70" w:type="dxa"/>
@@ -6371,7 +6663,7 @@
         </w:tc>
         <w:tc>
           <w:tcPr>
-            <w:tcW w:type="dxa" w:w="864"/>
+            <w:tcW w:type="dxa" w:w="1872"/>
             <w:shd w:fill="FFFFFF"/>
             <w:tcMar>
               <w:top w:w="70" w:type="dxa"/>
@@ -6395,7 +6687,7 @@
         </w:tc>
         <w:tc>
           <w:tcPr>
-            <w:tcW w:type="dxa" w:w="576"/>
+            <w:tcW w:type="dxa" w:w="1152"/>
             <w:shd w:fill="FFFFFF"/>
             <w:tcMar>
               <w:top w:w="70" w:type="dxa"/>
@@ -6419,7 +6711,7 @@
         </w:tc>
         <w:tc>
           <w:tcPr>
-            <w:tcW w:type="dxa" w:w="720"/>
+            <w:tcW w:type="dxa" w:w="1296"/>
             <w:shd w:fill="FFFFFF"/>
             <w:tcMar>
               <w:top w:w="70" w:type="dxa"/>
@@ -6443,7 +6735,7 @@
         </w:tc>
         <w:tc>
           <w:tcPr>
-            <w:tcW w:type="dxa" w:w="1584"/>
+            <w:tcW w:type="dxa" w:w="3168"/>
             <w:shd w:fill="FFFFFF"/>
             <w:tcMar>
               <w:top w:w="70" w:type="dxa"/>
@@ -6467,9 +6759,12 @@
         </w:tc>
       </w:tr>
       <w:tr>
+        <w:trPr>
+          <w:cantSplit/>
+        </w:trPr>
         <w:tc>
           <w:tcPr>
-            <w:tcW w:type="dxa" w:w="864"/>
+            <w:tcW w:type="dxa" w:w="1872"/>
             <w:shd w:fill="FAFAFA"/>
             <w:tcMar>
               <w:top w:w="70" w:type="dxa"/>
@@ -6493,7 +6788,7 @@
         </w:tc>
         <w:tc>
           <w:tcPr>
-            <w:tcW w:type="dxa" w:w="864"/>
+            <w:tcW w:type="dxa" w:w="1872"/>
             <w:shd w:fill="FAFAFA"/>
             <w:tcMar>
               <w:top w:w="70" w:type="dxa"/>
@@ -6517,7 +6812,7 @@
         </w:tc>
         <w:tc>
           <w:tcPr>
-            <w:tcW w:type="dxa" w:w="576"/>
+            <w:tcW w:type="dxa" w:w="1152"/>
             <w:shd w:fill="FAFAFA"/>
             <w:tcMar>
               <w:top w:w="70" w:type="dxa"/>
@@ -6541,7 +6836,7 @@
         </w:tc>
         <w:tc>
           <w:tcPr>
-            <w:tcW w:type="dxa" w:w="720"/>
+            <w:tcW w:type="dxa" w:w="1296"/>
             <w:shd w:fill="FAFAFA"/>
             <w:tcMar>
               <w:top w:w="70" w:type="dxa"/>
@@ -6565,7 +6860,7 @@
         </w:tc>
         <w:tc>
           <w:tcPr>
-            <w:tcW w:type="dxa" w:w="1584"/>
+            <w:tcW w:type="dxa" w:w="3168"/>
             <w:shd w:fill="FAFAFA"/>
             <w:tcMar>
               <w:top w:w="70" w:type="dxa"/>
@@ -6589,9 +6884,12 @@
         </w:tc>
       </w:tr>
       <w:tr>
+        <w:trPr>
+          <w:cantSplit/>
+        </w:trPr>
         <w:tc>
           <w:tcPr>
-            <w:tcW w:type="dxa" w:w="864"/>
+            <w:tcW w:type="dxa" w:w="1872"/>
             <w:shd w:fill="FFFFFF"/>
             <w:tcMar>
               <w:top w:w="70" w:type="dxa"/>
@@ -6615,7 +6913,7 @@
         </w:tc>
         <w:tc>
           <w:tcPr>
-            <w:tcW w:type="dxa" w:w="864"/>
+            <w:tcW w:type="dxa" w:w="1872"/>
             <w:shd w:fill="FFFFFF"/>
             <w:tcMar>
               <w:top w:w="70" w:type="dxa"/>
@@ -6639,7 +6937,7 @@
         </w:tc>
         <w:tc>
           <w:tcPr>
-            <w:tcW w:type="dxa" w:w="576"/>
+            <w:tcW w:type="dxa" w:w="1152"/>
             <w:shd w:fill="FFFFFF"/>
             <w:tcMar>
               <w:top w:w="70" w:type="dxa"/>
@@ -6663,7 +6961,7 @@
         </w:tc>
         <w:tc>
           <w:tcPr>
-            <w:tcW w:type="dxa" w:w="720"/>
+            <w:tcW w:type="dxa" w:w="1296"/>
             <w:shd w:fill="FFFFFF"/>
             <w:tcMar>
               <w:top w:w="70" w:type="dxa"/>
@@ -6687,7 +6985,7 @@
         </w:tc>
         <w:tc>
           <w:tcPr>
-            <w:tcW w:type="dxa" w:w="1584"/>
+            <w:tcW w:type="dxa" w:w="3168"/>
             <w:shd w:fill="FFFFFF"/>
             <w:tcMar>
               <w:top w:w="70" w:type="dxa"/>
@@ -6714,6 +7012,17 @@
     <w:p>
       <w:pPr>
         <w:spacing w:before="0" w:after="240"/>
+      </w:pPr>
+    </w:p>
+    <w:p>
+      <w:pPr>
+        <w:sectPr>
+          <w:type w:val="continuous"/>
+          <w:pgSz w:w="11909" w:h="16834"/>
+          <w:pgMar w:top="1440" w:right="1152" w:bottom="1440" w:left="1152" w:header="720" w:footer="720" w:gutter="0"/>
+          <w:docGrid w:linePitch="360"/>
+          <w:cols w:num="1"/>
+        </w:sectPr>
       </w:pPr>
     </w:p>
     <w:p>
@@ -6747,13 +7056,25 @@
     </w:p>
     <w:p>
       <w:pPr>
+        <w:sectPr>
+          <w:type w:val="continuous"/>
+          <w:pgSz w:w="11909" w:h="16834"/>
+          <w:pgMar w:top="1440" w:right="1152" w:bottom="1440" w:left="1152" w:header="720" w:footer="720" w:gutter="0"/>
+          <w:docGrid w:linePitch="360"/>
+          <w:cols w:num="2" w:space="360"/>
+        </w:sectPr>
+      </w:pPr>
+    </w:p>
+    <w:p>
+      <w:pPr>
+        <w:keepNext/>
         <w:spacing w:before="240" w:after="0"/>
         <w:jc w:val="center"/>
       </w:pPr>
       <w:r>
         <w:drawing>
           <wp:inline xmlns:a="http://schemas.openxmlformats.org/drawingml/2006/main" xmlns:pic="http://schemas.openxmlformats.org/drawingml/2006/picture">
-            <wp:extent cx="2926080" cy="1234440"/>
+            <wp:extent cx="5943600" cy="2507456"/>
             <wp:docPr id="4" name="Picture 4"/>
             <wp:cNvGraphicFramePr>
               <a:graphicFrameLocks noChangeAspect="1"/>
@@ -6774,7 +7095,7 @@
                   <pic:spPr>
                     <a:xfrm>
                       <a:off x="0" y="0"/>
-                      <a:ext cx="2926080" cy="1234440"/>
+                      <a:ext cx="5943600" cy="2507456"/>
                     </a:xfrm>
                     <a:prstGeom prst="rect"/>
                   </pic:spPr>
@@ -6810,6 +7131,17 @@
     </w:p>
     <w:p>
       <w:pPr>
+        <w:sectPr>
+          <w:type w:val="continuous"/>
+          <w:pgSz w:w="11909" w:h="16834"/>
+          <w:pgMar w:top="1440" w:right="1152" w:bottom="1440" w:left="1152" w:header="720" w:footer="720" w:gutter="0"/>
+          <w:docGrid w:linePitch="360"/>
+          <w:cols w:num="1"/>
+        </w:sectPr>
+      </w:pPr>
+    </w:p>
+    <w:p>
+      <w:pPr>
         <w:keepNext/>
         <w:spacing w:before="240" w:after="80"/>
         <w:jc w:val="left"/>
@@ -6839,6 +7171,18 @@
     </w:p>
     <w:p>
       <w:pPr>
+        <w:sectPr>
+          <w:type w:val="continuous"/>
+          <w:pgSz w:w="11909" w:h="16834"/>
+          <w:pgMar w:top="1440" w:right="1152" w:bottom="1440" w:left="1152" w:header="720" w:footer="720" w:gutter="0"/>
+          <w:docGrid w:linePitch="360"/>
+          <w:cols w:num="2" w:space="360"/>
+        </w:sectPr>
+      </w:pPr>
+    </w:p>
+    <w:p>
+      <w:pPr>
+        <w:keepNext/>
         <w:spacing w:before="240" w:after="120"/>
         <w:jc w:val="center"/>
       </w:pPr>
@@ -6882,9 +7226,13 @@
         <w:gridCol w:w="1921"/>
       </w:tblGrid>
       <w:tr>
+        <w:trPr>
+          <w:tblHeader/>
+          <w:cantSplit/>
+        </w:trPr>
         <w:tc>
           <w:tcPr>
-            <w:tcW w:type="dxa" w:w="1152"/>
+            <w:tcW w:type="dxa" w:w="2304"/>
             <w:shd w:fill="F1F5F9"/>
             <w:tcMar>
               <w:top w:w="90" w:type="dxa"/>
@@ -6909,7 +7257,7 @@
         </w:tc>
         <w:tc>
           <w:tcPr>
-            <w:tcW w:type="dxa" w:w="864"/>
+            <w:tcW w:type="dxa" w:w="1584"/>
             <w:shd w:fill="F1F5F9"/>
             <w:tcMar>
               <w:top w:w="90" w:type="dxa"/>
@@ -6934,7 +7282,7 @@
         </w:tc>
         <w:tc>
           <w:tcPr>
-            <w:tcW w:type="dxa" w:w="720"/>
+            <w:tcW w:type="dxa" w:w="1584"/>
             <w:shd w:fill="F1F5F9"/>
             <w:tcMar>
               <w:top w:w="90" w:type="dxa"/>
@@ -6959,7 +7307,7 @@
         </w:tc>
         <w:tc>
           <w:tcPr>
-            <w:tcW w:type="dxa" w:w="720"/>
+            <w:tcW w:type="dxa" w:w="1296"/>
             <w:shd w:fill="F1F5F9"/>
             <w:tcMar>
               <w:top w:w="90" w:type="dxa"/>
@@ -6984,7 +7332,7 @@
         </w:tc>
         <w:tc>
           <w:tcPr>
-            <w:tcW w:type="dxa" w:w="1152"/>
+            <w:tcW w:type="dxa" w:w="2592"/>
             <w:shd w:fill="F1F5F9"/>
             <w:tcMar>
               <w:top w:w="90" w:type="dxa"/>
@@ -7009,9 +7357,12 @@
         </w:tc>
       </w:tr>
       <w:tr>
+        <w:trPr>
+          <w:cantSplit/>
+        </w:trPr>
         <w:tc>
           <w:tcPr>
-            <w:tcW w:type="dxa" w:w="1152"/>
+            <w:tcW w:type="dxa" w:w="2304"/>
             <w:shd w:fill="FFFFFF"/>
             <w:tcMar>
               <w:top w:w="70" w:type="dxa"/>
@@ -7035,7 +7386,7 @@
         </w:tc>
         <w:tc>
           <w:tcPr>
-            <w:tcW w:type="dxa" w:w="864"/>
+            <w:tcW w:type="dxa" w:w="1584"/>
             <w:shd w:fill="FFFFFF"/>
             <w:tcMar>
               <w:top w:w="70" w:type="dxa"/>
@@ -7059,7 +7410,7 @@
         </w:tc>
         <w:tc>
           <w:tcPr>
-            <w:tcW w:type="dxa" w:w="720"/>
+            <w:tcW w:type="dxa" w:w="1584"/>
             <w:shd w:fill="FFFFFF"/>
             <w:tcMar>
               <w:top w:w="70" w:type="dxa"/>
@@ -7083,7 +7434,7 @@
         </w:tc>
         <w:tc>
           <w:tcPr>
-            <w:tcW w:type="dxa" w:w="720"/>
+            <w:tcW w:type="dxa" w:w="1296"/>
             <w:shd w:fill="FFFFFF"/>
             <w:tcMar>
               <w:top w:w="70" w:type="dxa"/>
@@ -7107,7 +7458,7 @@
         </w:tc>
         <w:tc>
           <w:tcPr>
-            <w:tcW w:type="dxa" w:w="1152"/>
+            <w:tcW w:type="dxa" w:w="2592"/>
             <w:shd w:fill="FFFFFF"/>
             <w:tcMar>
               <w:top w:w="70" w:type="dxa"/>
@@ -7131,9 +7482,12 @@
         </w:tc>
       </w:tr>
       <w:tr>
+        <w:trPr>
+          <w:cantSplit/>
+        </w:trPr>
         <w:tc>
           <w:tcPr>
-            <w:tcW w:type="dxa" w:w="1152"/>
+            <w:tcW w:type="dxa" w:w="2304"/>
             <w:shd w:fill="FAFAFA"/>
             <w:tcMar>
               <w:top w:w="70" w:type="dxa"/>
@@ -7157,7 +7511,7 @@
         </w:tc>
         <w:tc>
           <w:tcPr>
-            <w:tcW w:type="dxa" w:w="864"/>
+            <w:tcW w:type="dxa" w:w="1584"/>
             <w:shd w:fill="FAFAFA"/>
             <w:tcMar>
               <w:top w:w="70" w:type="dxa"/>
@@ -7181,7 +7535,7 @@
         </w:tc>
         <w:tc>
           <w:tcPr>
-            <w:tcW w:type="dxa" w:w="720"/>
+            <w:tcW w:type="dxa" w:w="1584"/>
             <w:shd w:fill="FAFAFA"/>
             <w:tcMar>
               <w:top w:w="70" w:type="dxa"/>
@@ -7205,7 +7559,7 @@
         </w:tc>
         <w:tc>
           <w:tcPr>
-            <w:tcW w:type="dxa" w:w="720"/>
+            <w:tcW w:type="dxa" w:w="1296"/>
             <w:shd w:fill="FAFAFA"/>
             <w:tcMar>
               <w:top w:w="70" w:type="dxa"/>
@@ -7229,7 +7583,7 @@
         </w:tc>
         <w:tc>
           <w:tcPr>
-            <w:tcW w:type="dxa" w:w="1152"/>
+            <w:tcW w:type="dxa" w:w="2592"/>
             <w:shd w:fill="FAFAFA"/>
             <w:tcMar>
               <w:top w:w="70" w:type="dxa"/>
@@ -7256,6 +7610,17 @@
     <w:p>
       <w:pPr>
         <w:spacing w:before="0" w:after="240"/>
+      </w:pPr>
+    </w:p>
+    <w:p>
+      <w:pPr>
+        <w:sectPr>
+          <w:type w:val="continuous"/>
+          <w:pgSz w:w="11909" w:h="16834"/>
+          <w:pgMar w:top="1440" w:right="1152" w:bottom="1440" w:left="1152" w:header="720" w:footer="720" w:gutter="0"/>
+          <w:docGrid w:linePitch="360"/>
+          <w:cols w:num="1"/>
+        </w:sectPr>
       </w:pPr>
     </w:p>
     <w:p>
@@ -7304,13 +7669,25 @@
     </w:p>
     <w:p>
       <w:pPr>
+        <w:sectPr>
+          <w:type w:val="continuous"/>
+          <w:pgSz w:w="11909" w:h="16834"/>
+          <w:pgMar w:top="1440" w:right="1152" w:bottom="1440" w:left="1152" w:header="720" w:footer="720" w:gutter="0"/>
+          <w:docGrid w:linePitch="360"/>
+          <w:cols w:num="2" w:space="360"/>
+        </w:sectPr>
+      </w:pPr>
+    </w:p>
+    <w:p>
+      <w:pPr>
+        <w:keepNext/>
         <w:spacing w:before="240" w:after="0"/>
         <w:jc w:val="center"/>
       </w:pPr>
       <w:r>
         <w:drawing>
           <wp:inline xmlns:a="http://schemas.openxmlformats.org/drawingml/2006/main" xmlns:pic="http://schemas.openxmlformats.org/drawingml/2006/picture">
-            <wp:extent cx="2926080" cy="1391087"/>
+            <wp:extent cx="5943600" cy="2825646"/>
             <wp:docPr id="5" name="Picture 5"/>
             <wp:cNvGraphicFramePr>
               <a:graphicFrameLocks noChangeAspect="1"/>
@@ -7331,7 +7708,7 @@
                   <pic:spPr>
                     <a:xfrm>
                       <a:off x="0" y="0"/>
-                      <a:ext cx="2926080" cy="1391087"/>
+                      <a:ext cx="5943600" cy="2825646"/>
                     </a:xfrm>
                     <a:prstGeom prst="rect"/>
                   </pic:spPr>
@@ -7367,6 +7744,29 @@
     </w:p>
     <w:p>
       <w:pPr>
+        <w:sectPr>
+          <w:type w:val="continuous"/>
+          <w:pgSz w:w="11909" w:h="16834"/>
+          <w:pgMar w:top="1440" w:right="1152" w:bottom="1440" w:left="1152" w:header="720" w:footer="720" w:gutter="0"/>
+          <w:docGrid w:linePitch="360"/>
+          <w:cols w:num="1"/>
+        </w:sectPr>
+      </w:pPr>
+    </w:p>
+    <w:p>
+      <w:pPr>
+        <w:sectPr>
+          <w:type w:val="continuous"/>
+          <w:pgSz w:w="11909" w:h="16834"/>
+          <w:pgMar w:top="1440" w:right="1152" w:bottom="1440" w:left="1152" w:header="720" w:footer="720" w:gutter="0"/>
+          <w:docGrid w:linePitch="360"/>
+          <w:cols w:num="2" w:space="360"/>
+        </w:sectPr>
+      </w:pPr>
+    </w:p>
+    <w:p>
+      <w:pPr>
+        <w:keepNext/>
         <w:spacing w:before="240" w:after="120"/>
         <w:jc w:val="center"/>
       </w:pPr>
@@ -7411,9 +7811,13 @@
         <w:gridCol w:w="1601"/>
       </w:tblGrid>
       <w:tr>
+        <w:trPr>
+          <w:tblHeader/>
+          <w:cantSplit/>
+        </w:trPr>
         <w:tc>
           <w:tcPr>
-            <w:tcW w:type="dxa" w:w="864"/>
+            <w:tcW w:type="dxa" w:w="1584"/>
             <w:shd w:fill="F1F5F9"/>
             <w:tcMar>
               <w:top w:w="90" w:type="dxa"/>
@@ -7438,7 +7842,7 @@
         </w:tc>
         <w:tc>
           <w:tcPr>
-            <w:tcW w:type="dxa" w:w="1008"/>
+            <w:tcW w:type="dxa" w:w="2016"/>
             <w:shd w:fill="F1F5F9"/>
             <w:tcMar>
               <w:top w:w="90" w:type="dxa"/>
@@ -7463,7 +7867,7 @@
         </w:tc>
         <w:tc>
           <w:tcPr>
-            <w:tcW w:type="dxa" w:w="1008"/>
+            <w:tcW w:type="dxa" w:w="1872"/>
             <w:shd w:fill="F1F5F9"/>
             <w:tcMar>
               <w:top w:w="90" w:type="dxa"/>
@@ -7488,7 +7892,7 @@
         </w:tc>
         <w:tc>
           <w:tcPr>
-            <w:tcW w:type="dxa" w:w="576"/>
+            <w:tcW w:type="dxa" w:w="1008"/>
             <w:shd w:fill="F1F5F9"/>
             <w:tcMar>
               <w:top w:w="90" w:type="dxa"/>
@@ -7513,7 +7917,7 @@
         </w:tc>
         <w:tc>
           <w:tcPr>
-            <w:tcW w:type="dxa" w:w="432"/>
+            <w:tcW w:type="dxa" w:w="864"/>
             <w:shd w:fill="F1F5F9"/>
             <w:tcMar>
               <w:top w:w="90" w:type="dxa"/>
@@ -7538,7 +7942,7 @@
         </w:tc>
         <w:tc>
           <w:tcPr>
-            <w:tcW w:type="dxa" w:w="720"/>
+            <w:tcW w:type="dxa" w:w="2016"/>
             <w:shd w:fill="F1F5F9"/>
             <w:tcMar>
               <w:top w:w="90" w:type="dxa"/>
@@ -7563,9 +7967,12 @@
         </w:tc>
       </w:tr>
       <w:tr>
+        <w:trPr>
+          <w:cantSplit/>
+        </w:trPr>
         <w:tc>
           <w:tcPr>
-            <w:tcW w:type="dxa" w:w="864"/>
+            <w:tcW w:type="dxa" w:w="1584"/>
             <w:shd w:fill="FFFFFF"/>
             <w:tcMar>
               <w:top w:w="70" w:type="dxa"/>
@@ -7589,7 +7996,7 @@
         </w:tc>
         <w:tc>
           <w:tcPr>
-            <w:tcW w:type="dxa" w:w="1008"/>
+            <w:tcW w:type="dxa" w:w="2016"/>
             <w:shd w:fill="FFFFFF"/>
             <w:tcMar>
               <w:top w:w="70" w:type="dxa"/>
@@ -7613,7 +8020,7 @@
         </w:tc>
         <w:tc>
           <w:tcPr>
-            <w:tcW w:type="dxa" w:w="1008"/>
+            <w:tcW w:type="dxa" w:w="1872"/>
             <w:shd w:fill="FFFFFF"/>
             <w:tcMar>
               <w:top w:w="70" w:type="dxa"/>
@@ -7637,7 +8044,7 @@
         </w:tc>
         <w:tc>
           <w:tcPr>
-            <w:tcW w:type="dxa" w:w="576"/>
+            <w:tcW w:type="dxa" w:w="1008"/>
             <w:shd w:fill="FFFFFF"/>
             <w:tcMar>
               <w:top w:w="70" w:type="dxa"/>
@@ -7661,7 +8068,7 @@
         </w:tc>
         <w:tc>
           <w:tcPr>
-            <w:tcW w:type="dxa" w:w="432"/>
+            <w:tcW w:type="dxa" w:w="864"/>
             <w:shd w:fill="FFFFFF"/>
             <w:tcMar>
               <w:top w:w="70" w:type="dxa"/>
@@ -7685,7 +8092,7 @@
         </w:tc>
         <w:tc>
           <w:tcPr>
-            <w:tcW w:type="dxa" w:w="720"/>
+            <w:tcW w:type="dxa" w:w="2016"/>
             <w:shd w:fill="FFFFFF"/>
             <w:tcMar>
               <w:top w:w="70" w:type="dxa"/>
@@ -7709,9 +8116,12 @@
         </w:tc>
       </w:tr>
       <w:tr>
+        <w:trPr>
+          <w:cantSplit/>
+        </w:trPr>
         <w:tc>
           <w:tcPr>
-            <w:tcW w:type="dxa" w:w="864"/>
+            <w:tcW w:type="dxa" w:w="1584"/>
             <w:shd w:fill="FAFAFA"/>
             <w:tcMar>
               <w:top w:w="70" w:type="dxa"/>
@@ -7735,7 +8145,7 @@
         </w:tc>
         <w:tc>
           <w:tcPr>
-            <w:tcW w:type="dxa" w:w="1008"/>
+            <w:tcW w:type="dxa" w:w="2016"/>
             <w:shd w:fill="FAFAFA"/>
             <w:tcMar>
               <w:top w:w="70" w:type="dxa"/>
@@ -7759,7 +8169,7 @@
         </w:tc>
         <w:tc>
           <w:tcPr>
-            <w:tcW w:type="dxa" w:w="1008"/>
+            <w:tcW w:type="dxa" w:w="1872"/>
             <w:shd w:fill="FAFAFA"/>
             <w:tcMar>
               <w:top w:w="70" w:type="dxa"/>
@@ -7783,7 +8193,7 @@
         </w:tc>
         <w:tc>
           <w:tcPr>
-            <w:tcW w:type="dxa" w:w="576"/>
+            <w:tcW w:type="dxa" w:w="1008"/>
             <w:shd w:fill="FAFAFA"/>
             <w:tcMar>
               <w:top w:w="70" w:type="dxa"/>
@@ -7807,7 +8217,7 @@
         </w:tc>
         <w:tc>
           <w:tcPr>
-            <w:tcW w:type="dxa" w:w="432"/>
+            <w:tcW w:type="dxa" w:w="864"/>
             <w:shd w:fill="FAFAFA"/>
             <w:tcMar>
               <w:top w:w="70" w:type="dxa"/>
@@ -7831,7 +8241,7 @@
         </w:tc>
         <w:tc>
           <w:tcPr>
-            <w:tcW w:type="dxa" w:w="720"/>
+            <w:tcW w:type="dxa" w:w="2016"/>
             <w:shd w:fill="FAFAFA"/>
             <w:tcMar>
               <w:top w:w="70" w:type="dxa"/>
@@ -7855,9 +8265,12 @@
         </w:tc>
       </w:tr>
       <w:tr>
+        <w:trPr>
+          <w:cantSplit/>
+        </w:trPr>
         <w:tc>
           <w:tcPr>
-            <w:tcW w:type="dxa" w:w="864"/>
+            <w:tcW w:type="dxa" w:w="1584"/>
             <w:shd w:fill="FFFFFF"/>
             <w:tcMar>
               <w:top w:w="70" w:type="dxa"/>
@@ -7881,7 +8294,7 @@
         </w:tc>
         <w:tc>
           <w:tcPr>
-            <w:tcW w:type="dxa" w:w="1008"/>
+            <w:tcW w:type="dxa" w:w="2016"/>
             <w:shd w:fill="FFFFFF"/>
             <w:tcMar>
               <w:top w:w="70" w:type="dxa"/>
@@ -7905,7 +8318,7 @@
         </w:tc>
         <w:tc>
           <w:tcPr>
-            <w:tcW w:type="dxa" w:w="1008"/>
+            <w:tcW w:type="dxa" w:w="1872"/>
             <w:shd w:fill="FFFFFF"/>
             <w:tcMar>
               <w:top w:w="70" w:type="dxa"/>
@@ -7929,7 +8342,7 @@
         </w:tc>
         <w:tc>
           <w:tcPr>
-            <w:tcW w:type="dxa" w:w="576"/>
+            <w:tcW w:type="dxa" w:w="1008"/>
             <w:shd w:fill="FFFFFF"/>
             <w:tcMar>
               <w:top w:w="70" w:type="dxa"/>
@@ -7953,7 +8366,7 @@
         </w:tc>
         <w:tc>
           <w:tcPr>
-            <w:tcW w:type="dxa" w:w="432"/>
+            <w:tcW w:type="dxa" w:w="864"/>
             <w:shd w:fill="FFFFFF"/>
             <w:tcMar>
               <w:top w:w="70" w:type="dxa"/>
@@ -7977,7 +8390,7 @@
         </w:tc>
         <w:tc>
           <w:tcPr>
-            <w:tcW w:type="dxa" w:w="720"/>
+            <w:tcW w:type="dxa" w:w="2016"/>
             <w:shd w:fill="FFFFFF"/>
             <w:tcMar>
               <w:top w:w="70" w:type="dxa"/>
@@ -8001,9 +8414,12 @@
         </w:tc>
       </w:tr>
       <w:tr>
+        <w:trPr>
+          <w:cantSplit/>
+        </w:trPr>
         <w:tc>
           <w:tcPr>
-            <w:tcW w:type="dxa" w:w="864"/>
+            <w:tcW w:type="dxa" w:w="1584"/>
             <w:shd w:fill="FAFAFA"/>
             <w:tcMar>
               <w:top w:w="70" w:type="dxa"/>
@@ -8027,7 +8443,7 @@
         </w:tc>
         <w:tc>
           <w:tcPr>
-            <w:tcW w:type="dxa" w:w="1008"/>
+            <w:tcW w:type="dxa" w:w="2016"/>
             <w:shd w:fill="FAFAFA"/>
             <w:tcMar>
               <w:top w:w="70" w:type="dxa"/>
@@ -8051,7 +8467,7 @@
         </w:tc>
         <w:tc>
           <w:tcPr>
-            <w:tcW w:type="dxa" w:w="1008"/>
+            <w:tcW w:type="dxa" w:w="1872"/>
             <w:shd w:fill="FAFAFA"/>
             <w:tcMar>
               <w:top w:w="70" w:type="dxa"/>
@@ -8075,7 +8491,7 @@
         </w:tc>
         <w:tc>
           <w:tcPr>
-            <w:tcW w:type="dxa" w:w="576"/>
+            <w:tcW w:type="dxa" w:w="1008"/>
             <w:shd w:fill="FAFAFA"/>
             <w:tcMar>
               <w:top w:w="70" w:type="dxa"/>
@@ -8099,7 +8515,7 @@
         </w:tc>
         <w:tc>
           <w:tcPr>
-            <w:tcW w:type="dxa" w:w="432"/>
+            <w:tcW w:type="dxa" w:w="864"/>
             <w:shd w:fill="FAFAFA"/>
             <w:tcMar>
               <w:top w:w="70" w:type="dxa"/>
@@ -8123,7 +8539,7 @@
         </w:tc>
         <w:tc>
           <w:tcPr>
-            <w:tcW w:type="dxa" w:w="720"/>
+            <w:tcW w:type="dxa" w:w="2016"/>
             <w:shd w:fill="FAFAFA"/>
             <w:tcMar>
               <w:top w:w="70" w:type="dxa"/>
@@ -8147,9 +8563,12 @@
         </w:tc>
       </w:tr>
       <w:tr>
+        <w:trPr>
+          <w:cantSplit/>
+        </w:trPr>
         <w:tc>
           <w:tcPr>
-            <w:tcW w:type="dxa" w:w="864"/>
+            <w:tcW w:type="dxa" w:w="1584"/>
             <w:shd w:fill="FFFFFF"/>
             <w:tcMar>
               <w:top w:w="70" w:type="dxa"/>
@@ -8173,7 +8592,7 @@
         </w:tc>
         <w:tc>
           <w:tcPr>
-            <w:tcW w:type="dxa" w:w="1008"/>
+            <w:tcW w:type="dxa" w:w="2016"/>
             <w:shd w:fill="FFFFFF"/>
             <w:tcMar>
               <w:top w:w="70" w:type="dxa"/>
@@ -8197,7 +8616,7 @@
         </w:tc>
         <w:tc>
           <w:tcPr>
-            <w:tcW w:type="dxa" w:w="1008"/>
+            <w:tcW w:type="dxa" w:w="1872"/>
             <w:shd w:fill="FFFFFF"/>
             <w:tcMar>
               <w:top w:w="70" w:type="dxa"/>
@@ -8221,7 +8640,7 @@
         </w:tc>
         <w:tc>
           <w:tcPr>
-            <w:tcW w:type="dxa" w:w="576"/>
+            <w:tcW w:type="dxa" w:w="1008"/>
             <w:shd w:fill="FFFFFF"/>
             <w:tcMar>
               <w:top w:w="70" w:type="dxa"/>
@@ -8245,7 +8664,7 @@
         </w:tc>
         <w:tc>
           <w:tcPr>
-            <w:tcW w:type="dxa" w:w="432"/>
+            <w:tcW w:type="dxa" w:w="864"/>
             <w:shd w:fill="FFFFFF"/>
             <w:tcMar>
               <w:top w:w="70" w:type="dxa"/>
@@ -8269,7 +8688,7 @@
         </w:tc>
         <w:tc>
           <w:tcPr>
-            <w:tcW w:type="dxa" w:w="720"/>
+            <w:tcW w:type="dxa" w:w="2016"/>
             <w:shd w:fill="FFFFFF"/>
             <w:tcMar>
               <w:top w:w="70" w:type="dxa"/>
@@ -8296,6 +8715,17 @@
     <w:p>
       <w:pPr>
         <w:spacing w:before="0" w:after="240"/>
+      </w:pPr>
+    </w:p>
+    <w:p>
+      <w:pPr>
+        <w:sectPr>
+          <w:type w:val="continuous"/>
+          <w:pgSz w:w="11909" w:h="16834"/>
+          <w:pgMar w:top="1440" w:right="1152" w:bottom="1440" w:left="1152" w:header="720" w:footer="720" w:gutter="0"/>
+          <w:docGrid w:linePitch="360"/>
+          <w:cols w:num="1"/>
+        </w:sectPr>
       </w:pPr>
     </w:p>
     <w:p>
@@ -8819,8 +9249,8 @@
       <w:type w:val="continuous"/>
       <w:pgSz w:w="11909" w:h="16834"/>
       <w:pgMar w:top="1440" w:right="1152" w:bottom="1440" w:left="1152" w:header="720" w:footer="720" w:gutter="0"/>
-      <w:cols w:space="360" w:num="2"/>
       <w:docGrid w:linePitch="360"/>
+      <w:cols w:num="2" w:space="360"/>
     </w:sectPr>
   </w:body>
 </w:document>

--- a/artikel/jurnal_sasaknlp_id.docx
+++ b/artikel/jurnal_sasaknlp_id.docx
@@ -1672,7 +1672,7 @@
       <w:r>
         <w:drawing>
           <wp:inline xmlns:a="http://schemas.openxmlformats.org/drawingml/2006/main" xmlns:pic="http://schemas.openxmlformats.org/drawingml/2006/picture">
-            <wp:extent cx="5943600" cy="3789045"/>
+            <wp:extent cx="5943600" cy="4026310"/>
             <wp:docPr id="1" name="Picture 1"/>
             <wp:cNvGraphicFramePr>
               <a:graphicFrameLocks noChangeAspect="1"/>
@@ -1693,7 +1693,7 @@
                   <pic:spPr>
                     <a:xfrm>
                       <a:off x="0" y="0"/>
-                      <a:ext cx="5943600" cy="3789045"/>
+                      <a:ext cx="5943600" cy="4026310"/>
                     </a:xfrm>
                     <a:prstGeom prst="rect"/>
                   </pic:spPr>

--- a/artikel/jurnal_sasaknlp_id.docx
+++ b/artikel/jurnal_sasaknlp_id.docx
@@ -1457,20 +1457,315 @@
         <w:t>Modul DialectDetector menghitung densitas relatif kemunculan penanda shibboleth dalam teks masukan [9], [12]:</w:t>
       </w:r>
     </w:p>
-    <w:p>
-      <w:pPr>
-        <w:spacing w:before="240" w:after="240"/>
-        <w:jc w:val="right"/>
-      </w:pPr>
-      <w:r>
-        <w:rPr>
-          <w:rFonts w:ascii="Times New Roman" w:hAnsi="Times New Roman"/>
-          <w:i/>
-          <w:sz w:val="20"/>
-        </w:rPr>
-        <w:t xml:space="preserve">    Confidence(d) = \frac{\sum_{w \in T} \mathbb{I}(w \in M_d) \cdot \omega(w)}{\sum_{d' \in D} \sum_{w \in T} \mathbb{I}(w \in M_{d'}) \cdot \omega(w)}    (1)</w:t>
-      </w:r>
-    </w:p>
+    <w:tbl>
+      <w:tblPr>
+        <w:tblW w:type="auto" w:w="0"/>
+        <w:tblLayout w:type="fixed"/>
+        <w:tblLook w:firstColumn="1" w:firstRow="1" w:lastColumn="0" w:lastRow="0" w:noHBand="0" w:noVBand="1" w:val="04A0"/>
+      </w:tblPr>
+      <w:tblGrid>
+        <w:gridCol w:w="3888"/>
+        <w:gridCol w:w="720"/>
+      </w:tblGrid>
+      <w:tr>
+        <w:tc>
+          <w:tcPr>
+            <w:tcW w:type="dxa" w:w="4802"/>
+            <w:tcBorders>
+              <w:top w:val="none"/>
+              <w:left w:val="none"/>
+              <w:bottom w:val="none"/>
+              <w:right w:val="none"/>
+            </w:tcBorders>
+            <w:tcMar>
+              <w:top w:w="80" w:type="dxa"/>
+              <w:left w:w="0" w:type="dxa"/>
+              <w:bottom w:w="80" w:type="dxa"/>
+              <w:right w:w="0" w:type="dxa"/>
+            </w:tcMar>
+            <w:vAlign w:val="center"/>
+          </w:tcPr>
+          <w:p>
+            <w:pPr>
+              <w:spacing w:before="120" w:after="120"/>
+              <w:jc w:val="center"/>
+            </w:pPr>
+            <m:oMath>
+              <m:r>
+                <m:rPr>
+                  <m:scr m:val="roman"/>
+                  <m:sty m:val="p"/>
+                </m:rPr>
+                <m:t>Confidence</m:t>
+              </m:r>
+              <m:d>
+                <m:dPr>
+                  <m:begChr m:val="("/>
+                  <m:endChr m:val=")"/>
+                </m:dPr>
+                <m:e>
+                  <m:r>
+                    <m:rPr>
+                      <m:sty m:val="i"/>
+                    </m:rPr>
+                    <m:t>d</m:t>
+                  </m:r>
+                </m:e>
+              </m:d>
+              <m:r>
+                <m:t> = </m:t>
+              </m:r>
+              <m:f>
+                <m:fPr>
+                  <m:type m:val="bar"/>
+                </m:fPr>
+                <m:num>
+                  <m:nary>
+                    <m:naryPr>
+                      <m:chr m:val="∑"/>
+                      <m:limLoc m:val="undOvr"/>
+                      <m:subHide m:val="0"/>
+                      <m:supHide m:val="1"/>
+                    </m:naryPr>
+                    <m:sub>
+                      <m:r>
+                        <m:rPr>
+                          <m:sty m:val="i"/>
+                        </m:rPr>
+                        <m:t>w</m:t>
+                      </m:r>
+                      <m:r>
+                        <m:t>∈</m:t>
+                      </m:r>
+                      <m:r>
+                        <m:rPr>
+                          <m:sty m:val="i"/>
+                        </m:rPr>
+                        <m:t>T</m:t>
+                      </m:r>
+                    </m:sub>
+                    <m:sup/>
+                    <m:e>
+                      <m:r>
+                        <m:t>𝕀</m:t>
+                      </m:r>
+                      <m:d>
+                        <m:dPr>
+                          <m:begChr m:val="("/>
+                          <m:endChr m:val=")"/>
+                        </m:dPr>
+                        <m:e>
+                          <m:r>
+                            <m:rPr>
+                              <m:sty m:val="i"/>
+                            </m:rPr>
+                            <m:t>w</m:t>
+                          </m:r>
+                          <m:r>
+                            <m:t>∈</m:t>
+                          </m:r>
+                          <m:sSub>
+                            <m:e>
+                              <m:r>
+                                <m:rPr>
+                                  <m:sty m:val="i"/>
+                                </m:rPr>
+                                <m:t>M</m:t>
+                              </m:r>
+                            </m:e>
+                            <m:sub>
+                              <m:r>
+                                <m:rPr>
+                                  <m:sty m:val="i"/>
+                                </m:rPr>
+                                <m:t>d</m:t>
+                              </m:r>
+                            </m:sub>
+                          </m:sSub>
+                        </m:e>
+                      </m:d>
+                      <m:r>
+                        <m:t>⋅</m:t>
+                      </m:r>
+                      <m:r>
+                        <m:rPr>
+                          <m:sty m:val="i"/>
+                        </m:rPr>
+                        <m:t>ω</m:t>
+                      </m:r>
+                      <m:d>
+                        <m:dPr>
+                          <m:begChr m:val="("/>
+                          <m:endChr m:val=")"/>
+                        </m:dPr>
+                        <m:e>
+                          <m:r>
+                            <m:rPr>
+                              <m:sty m:val="i"/>
+                            </m:rPr>
+                            <m:t>w</m:t>
+                          </m:r>
+                        </m:e>
+                      </m:d>
+                    </m:e>
+                  </m:nary>
+                </m:num>
+                <m:den>
+                  <m:nary>
+                    <m:naryPr>
+                      <m:chr m:val="∑"/>
+                      <m:limLoc m:val="undOvr"/>
+                      <m:subHide m:val="0"/>
+                      <m:supHide m:val="1"/>
+                    </m:naryPr>
+                    <m:sub>
+                      <m:r>
+                        <m:rPr>
+                          <m:sty m:val="i"/>
+                        </m:rPr>
+                        <m:t>d</m:t>
+                      </m:r>
+                      <m:r>
+                        <m:t>'∈</m:t>
+                      </m:r>
+                      <m:r>
+                        <m:rPr>
+                          <m:sty m:val="i"/>
+                        </m:rPr>
+                        <m:t>D</m:t>
+                      </m:r>
+                    </m:sub>
+                    <m:sup/>
+                    <m:e>
+                      <m:nary>
+                        <m:naryPr>
+                          <m:chr m:val="∑"/>
+                          <m:limLoc m:val="undOvr"/>
+                          <m:subHide m:val="0"/>
+                          <m:supHide m:val="1"/>
+                        </m:naryPr>
+                        <m:sub>
+                          <m:r>
+                            <m:rPr>
+                              <m:sty m:val="i"/>
+                            </m:rPr>
+                            <m:t>w</m:t>
+                          </m:r>
+                          <m:r>
+                            <m:t>∈</m:t>
+                          </m:r>
+                          <m:r>
+                            <m:rPr>
+                              <m:sty m:val="i"/>
+                            </m:rPr>
+                            <m:t>T</m:t>
+                          </m:r>
+                        </m:sub>
+                        <m:sup/>
+                        <m:e>
+                          <m:r>
+                            <m:t>𝕀</m:t>
+                          </m:r>
+                          <m:d>
+                            <m:dPr>
+                              <m:begChr m:val="("/>
+                              <m:endChr m:val=")"/>
+                            </m:dPr>
+                            <m:e>
+                              <m:r>
+                                <m:rPr>
+                                  <m:sty m:val="i"/>
+                                </m:rPr>
+                                <m:t>w</m:t>
+                              </m:r>
+                              <m:r>
+                                <m:t>∈</m:t>
+                              </m:r>
+                              <m:sSub>
+                                <m:e>
+                                  <m:r>
+                                    <m:rPr>
+                                      <m:sty m:val="i"/>
+                                    </m:rPr>
+                                    <m:t>M</m:t>
+                                  </m:r>
+                                </m:e>
+                                <m:sub>
+                                  <m:r>
+                                    <m:rPr>
+                                      <m:sty m:val="i"/>
+                                    </m:rPr>
+                                    <m:t>d'</m:t>
+                                  </m:r>
+                                </m:sub>
+                              </m:sSub>
+                            </m:e>
+                          </m:d>
+                          <m:r>
+                            <m:t>⋅</m:t>
+                          </m:r>
+                          <m:r>
+                            <m:rPr>
+                              <m:sty m:val="i"/>
+                            </m:rPr>
+                            <m:t>ω</m:t>
+                          </m:r>
+                          <m:d>
+                            <m:dPr>
+                              <m:begChr m:val="("/>
+                              <m:endChr m:val=")"/>
+                            </m:dPr>
+                            <m:e>
+                              <m:r>
+                                <m:rPr>
+                                  <m:sty m:val="i"/>
+                                </m:rPr>
+                                <m:t>w</m:t>
+                              </m:r>
+                            </m:e>
+                          </m:d>
+                        </m:e>
+                      </m:nary>
+                    </m:e>
+                  </m:nary>
+                </m:den>
+              </m:f>
+            </m:oMath>
+          </w:p>
+        </w:tc>
+        <w:tc>
+          <w:tcPr>
+            <w:tcW w:type="dxa" w:w="4802"/>
+            <w:tcBorders>
+              <w:top w:val="none"/>
+              <w:left w:val="none"/>
+              <w:bottom w:val="none"/>
+              <w:right w:val="none"/>
+            </w:tcBorders>
+            <w:tcMar>
+              <w:top w:w="80" w:type="dxa"/>
+              <w:left w:w="0" w:type="dxa"/>
+              <w:bottom w:w="80" w:type="dxa"/>
+              <w:right w:w="0" w:type="dxa"/>
+            </w:tcMar>
+            <w:vAlign w:val="center"/>
+          </w:tcPr>
+          <w:p>
+            <w:pPr>
+              <w:spacing w:before="120" w:after="120"/>
+              <w:jc w:val="right"/>
+            </w:pPr>
+            <w:r>
+              <w:rPr>
+                <w:rFonts w:ascii="Times New Roman" w:hAnsi="Times New Roman"/>
+                <w:sz w:val="20"/>
+              </w:rPr>
+              <w:t>(1)</w:t>
+            </w:r>
+          </w:p>
+        </w:tc>
+      </w:tr>
+    </w:tbl>
     <w:p>
       <w:pPr>
         <w:spacing w:before="0" w:after="0" w:line="240" w:lineRule="auto"/>
@@ -1482,7 +1777,7 @@
           <w:rFonts w:ascii="Times New Roman" w:hAnsi="Times New Roman"/>
           <w:sz w:val="20"/>
         </w:rPr>
-        <w:t>di mana T adalah token kalimat, Md adalah himpunan penanda leksikal dialek d, dan omega(w) adalah bobot keunikan leksikal kata.</w:t>
+        <w:t>di mana T adalah himpunan token kalimat masukan, Md adalah himpunan penanda leksikal diagnostik (shibboleth) untuk dialek d, dan ω(w) adalah bobot keunikan leksikal kata.</w:t>
       </w:r>
     </w:p>
     <w:p>
@@ -1543,20 +1838,362 @@
         <w:t>Ambiguitas morfologis diselesaikan menggunakan fungsi perankingan multi-kriteria terbobot [17]:</w:t>
       </w:r>
     </w:p>
-    <w:p>
-      <w:pPr>
-        <w:spacing w:before="240" w:after="240"/>
-        <w:jc w:val="right"/>
-      </w:pPr>
-      <w:r>
-        <w:rPr>
-          <w:rFonts w:ascii="Times New Roman" w:hAnsi="Times New Roman"/>
-          <w:i/>
-          <w:sz w:val="20"/>
-        </w:rPr>
-        <w:t xml:space="preserve">    Score(c) = w_{lex} S_{lex}(c) + w_{morph} S_{morph}(c) + w_{conf} S_{conf}(c) + w_{freq} S_{freq}(c) + w_{dial} S_{dial}(c)    (2)</w:t>
-      </w:r>
-    </w:p>
+    <w:tbl>
+      <w:tblPr>
+        <w:tblW w:type="auto" w:w="0"/>
+        <w:tblLayout w:type="fixed"/>
+        <w:tblLook w:firstColumn="1" w:firstRow="1" w:lastColumn="0" w:lastRow="0" w:noHBand="0" w:noVBand="1" w:val="04A0"/>
+      </w:tblPr>
+      <w:tblGrid>
+        <w:gridCol w:w="3888"/>
+        <w:gridCol w:w="720"/>
+      </w:tblGrid>
+      <w:tr>
+        <w:tc>
+          <w:tcPr>
+            <w:tcW w:type="dxa" w:w="4802"/>
+            <w:tcBorders>
+              <w:top w:val="none"/>
+              <w:left w:val="none"/>
+              <w:bottom w:val="none"/>
+              <w:right w:val="none"/>
+            </w:tcBorders>
+            <w:tcMar>
+              <w:top w:w="80" w:type="dxa"/>
+              <w:left w:w="0" w:type="dxa"/>
+              <w:bottom w:w="80" w:type="dxa"/>
+              <w:right w:w="0" w:type="dxa"/>
+            </w:tcMar>
+            <w:vAlign w:val="center"/>
+          </w:tcPr>
+          <w:p>
+            <w:pPr>
+              <w:spacing w:before="120" w:after="120"/>
+              <w:jc w:val="center"/>
+            </w:pPr>
+            <m:oMath>
+              <m:r>
+                <m:rPr>
+                  <m:scr m:val="roman"/>
+                  <m:sty m:val="p"/>
+                </m:rPr>
+                <m:t>Score</m:t>
+              </m:r>
+              <m:d>
+                <m:dPr>
+                  <m:begChr m:val="("/>
+                  <m:endChr m:val=")"/>
+                </m:dPr>
+                <m:e>
+                  <m:r>
+                    <m:rPr>
+                      <m:sty m:val="i"/>
+                    </m:rPr>
+                    <m:t>c</m:t>
+                  </m:r>
+                </m:e>
+              </m:d>
+              <m:r>
+                <m:t> = </m:t>
+              </m:r>
+              <m:sSub>
+                <m:e>
+                  <m:r>
+                    <m:rPr>
+                      <m:sty m:val="i"/>
+                    </m:rPr>
+                    <m:t>w</m:t>
+                  </m:r>
+                </m:e>
+                <m:sub>
+                  <m:r>
+                    <m:rPr>
+                      <m:sty m:val="p"/>
+                    </m:rPr>
+                    <m:t>lex</m:t>
+                  </m:r>
+                </m:sub>
+              </m:sSub>
+              <m:sSub>
+                <m:e>
+                  <m:r>
+                    <m:rPr>
+                      <m:sty m:val="i"/>
+                    </m:rPr>
+                    <m:t>S</m:t>
+                  </m:r>
+                </m:e>
+                <m:sub>
+                  <m:r>
+                    <m:rPr>
+                      <m:sty m:val="p"/>
+                    </m:rPr>
+                    <m:t>lex</m:t>
+                  </m:r>
+                </m:sub>
+              </m:sSub>
+              <m:d>
+                <m:dPr>
+                  <m:begChr m:val="("/>
+                  <m:endChr m:val=")"/>
+                </m:dPr>
+                <m:e>
+                  <m:r>
+                    <m:rPr>
+                      <m:sty m:val="i"/>
+                    </m:rPr>
+                    <m:t>c</m:t>
+                  </m:r>
+                </m:e>
+              </m:d>
+              <m:r>
+                <m:t> + </m:t>
+              </m:r>
+              <m:sSub>
+                <m:e>
+                  <m:r>
+                    <m:rPr>
+                      <m:sty m:val="i"/>
+                    </m:rPr>
+                    <m:t>w</m:t>
+                  </m:r>
+                </m:e>
+                <m:sub>
+                  <m:r>
+                    <m:rPr>
+                      <m:sty m:val="p"/>
+                    </m:rPr>
+                    <m:t>morph</m:t>
+                  </m:r>
+                </m:sub>
+              </m:sSub>
+              <m:sSub>
+                <m:e>
+                  <m:r>
+                    <m:rPr>
+                      <m:sty m:val="i"/>
+                    </m:rPr>
+                    <m:t>S</m:t>
+                  </m:r>
+                </m:e>
+                <m:sub>
+                  <m:r>
+                    <m:rPr>
+                      <m:sty m:val="p"/>
+                    </m:rPr>
+                    <m:t>morph</m:t>
+                  </m:r>
+                </m:sub>
+              </m:sSub>
+              <m:d>
+                <m:dPr>
+                  <m:begChr m:val="("/>
+                  <m:endChr m:val=")"/>
+                </m:dPr>
+                <m:e>
+                  <m:r>
+                    <m:rPr>
+                      <m:sty m:val="i"/>
+                    </m:rPr>
+                    <m:t>c</m:t>
+                  </m:r>
+                </m:e>
+              </m:d>
+              <m:r>
+                <m:t> + </m:t>
+              </m:r>
+              <m:sSub>
+                <m:e>
+                  <m:r>
+                    <m:rPr>
+                      <m:sty m:val="i"/>
+                    </m:rPr>
+                    <m:t>w</m:t>
+                  </m:r>
+                </m:e>
+                <m:sub>
+                  <m:r>
+                    <m:rPr>
+                      <m:sty m:val="p"/>
+                    </m:rPr>
+                    <m:t>conf</m:t>
+                  </m:r>
+                </m:sub>
+              </m:sSub>
+              <m:sSub>
+                <m:e>
+                  <m:r>
+                    <m:rPr>
+                      <m:sty m:val="i"/>
+                    </m:rPr>
+                    <m:t>S</m:t>
+                  </m:r>
+                </m:e>
+                <m:sub>
+                  <m:r>
+                    <m:rPr>
+                      <m:sty m:val="p"/>
+                    </m:rPr>
+                    <m:t>conf</m:t>
+                  </m:r>
+                </m:sub>
+              </m:sSub>
+              <m:d>
+                <m:dPr>
+                  <m:begChr m:val="("/>
+                  <m:endChr m:val=")"/>
+                </m:dPr>
+                <m:e>
+                  <m:r>
+                    <m:rPr>
+                      <m:sty m:val="i"/>
+                    </m:rPr>
+                    <m:t>c</m:t>
+                  </m:r>
+                </m:e>
+              </m:d>
+              <m:r>
+                <m:t> + </m:t>
+              </m:r>
+              <m:sSub>
+                <m:e>
+                  <m:r>
+                    <m:rPr>
+                      <m:sty m:val="i"/>
+                    </m:rPr>
+                    <m:t>w</m:t>
+                  </m:r>
+                </m:e>
+                <m:sub>
+                  <m:r>
+                    <m:rPr>
+                      <m:sty m:val="p"/>
+                    </m:rPr>
+                    <m:t>freq</m:t>
+                  </m:r>
+                </m:sub>
+              </m:sSub>
+              <m:sSub>
+                <m:e>
+                  <m:r>
+                    <m:rPr>
+                      <m:sty m:val="i"/>
+                    </m:rPr>
+                    <m:t>S</m:t>
+                  </m:r>
+                </m:e>
+                <m:sub>
+                  <m:r>
+                    <m:rPr>
+                      <m:sty m:val="p"/>
+                    </m:rPr>
+                    <m:t>freq</m:t>
+                  </m:r>
+                </m:sub>
+              </m:sSub>
+              <m:d>
+                <m:dPr>
+                  <m:begChr m:val="("/>
+                  <m:endChr m:val=")"/>
+                </m:dPr>
+                <m:e>
+                  <m:r>
+                    <m:rPr>
+                      <m:sty m:val="i"/>
+                    </m:rPr>
+                    <m:t>c</m:t>
+                  </m:r>
+                </m:e>
+              </m:d>
+              <m:r>
+                <m:t> + </m:t>
+              </m:r>
+              <m:sSub>
+                <m:e>
+                  <m:r>
+                    <m:rPr>
+                      <m:sty m:val="i"/>
+                    </m:rPr>
+                    <m:t>w</m:t>
+                  </m:r>
+                </m:e>
+                <m:sub>
+                  <m:r>
+                    <m:rPr>
+                      <m:sty m:val="p"/>
+                    </m:rPr>
+                    <m:t>dial</m:t>
+                  </m:r>
+                </m:sub>
+              </m:sSub>
+              <m:sSub>
+                <m:e>
+                  <m:r>
+                    <m:rPr>
+                      <m:sty m:val="i"/>
+                    </m:rPr>
+                    <m:t>S</m:t>
+                  </m:r>
+                </m:e>
+                <m:sub>
+                  <m:r>
+                    <m:rPr>
+                      <m:sty m:val="p"/>
+                    </m:rPr>
+                    <m:t>dial</m:t>
+                  </m:r>
+                </m:sub>
+              </m:sSub>
+              <m:d>
+                <m:dPr>
+                  <m:begChr m:val="("/>
+                  <m:endChr m:val=")"/>
+                </m:dPr>
+                <m:e>
+                  <m:r>
+                    <m:rPr>
+                      <m:sty m:val="i"/>
+                    </m:rPr>
+                    <m:t>c</m:t>
+                  </m:r>
+                </m:e>
+              </m:d>
+            </m:oMath>
+          </w:p>
+        </w:tc>
+        <w:tc>
+          <w:tcPr>
+            <w:tcW w:type="dxa" w:w="4802"/>
+            <w:tcBorders>
+              <w:top w:val="none"/>
+              <w:left w:val="none"/>
+              <w:bottom w:val="none"/>
+              <w:right w:val="none"/>
+            </w:tcBorders>
+            <w:tcMar>
+              <w:top w:w="80" w:type="dxa"/>
+              <w:left w:w="0" w:type="dxa"/>
+              <w:bottom w:w="80" w:type="dxa"/>
+              <w:right w:w="0" w:type="dxa"/>
+            </w:tcMar>
+            <w:vAlign w:val="center"/>
+          </w:tcPr>
+          <w:p>
+            <w:pPr>
+              <w:spacing w:before="120" w:after="120"/>
+              <w:jc w:val="right"/>
+            </w:pPr>
+            <w:r>
+              <w:rPr>
+                <w:rFonts w:ascii="Times New Roman" w:hAnsi="Times New Roman"/>
+                <w:sz w:val="20"/>
+              </w:rPr>
+              <w:t>(2)</w:t>
+            </w:r>
+          </w:p>
+        </w:tc>
+      </w:tr>
+    </w:tbl>
     <w:p>
       <w:pPr>
         <w:spacing w:before="0" w:after="0" w:line="240" w:lineRule="auto"/>

--- a/artikel/jurnal_sasaknlp_id.docx
+++ b/artikel/jurnal_sasaknlp_id.docx
@@ -13,7 +13,7 @@
           <w:b/>
           <w:sz w:val="40"/>
         </w:rPr>
-        <w:t>SasakNLP: Kerangka Kerja Pemrosesan Morfologi Sadar Dialek untuk Bahasa Sasak Berdaya Komputasi Rendah</w:t>
+        <w:t>SasakNLP: Kerangka Kerja Hibrida untuk Pemrosesan Morfologi Bahasa Daerah Sasak Berdaya Komputasi Rendah</w:t>
       </w:r>
     </w:p>
     <w:p>
@@ -607,7 +607,7 @@
                 <w:rFonts w:ascii="Times New Roman" w:hAnsi="Times New Roman"/>
                 <w:sz w:val="17"/>
               </w:rPr>
-              <w:t>Selaparang (Menu-Meni)</w:t>
+              <w:t>Meno-Mene (Selaparang)</w:t>
             </w:r>
           </w:p>
         </w:tc>
@@ -631,7 +631,7 @@
                 <w:rFonts w:ascii="Times New Roman" w:hAnsi="Times New Roman"/>
                 <w:sz w:val="17"/>
               </w:rPr>
-              <w:t>Lombok Timur &amp; Tengah Timur</w:t>
+              <w:t>Lombok Timur &amp; Lombok Tengah</w:t>
             </w:r>
           </w:p>
         </w:tc>
@@ -679,7 +679,7 @@
                 <w:rFonts w:ascii="Times New Roman" w:hAnsi="Times New Roman"/>
                 <w:sz w:val="17"/>
               </w:rPr>
-              <w:t>Ragam krama (alus), retensi glotal /-q/, sastra lontar</w:t>
+              <w:t>Ragam krama (alus), retensi hentian glotal /-q/, ciri vokal /-e/</w:t>
             </w:r>
           </w:p>
         </w:tc>
@@ -857,7 +857,7 @@
                 <w:rFonts w:ascii="Times New Roman" w:hAnsi="Times New Roman"/>
                 <w:sz w:val="17"/>
               </w:rPr>
-              <w:t>Mriak-Mriku</w:t>
+              <w:t>Merikuq-Merikaq (Mriak-Mriku)</w:t>
             </w:r>
           </w:p>
         </w:tc>
@@ -929,7 +929,7 @@
                 <w:rFonts w:ascii="Times New Roman" w:hAnsi="Times New Roman"/>
                 <w:sz w:val="17"/>
               </w:rPr>
-              <w:t>Deiksis spasial arah (ke mari / ke sana)</w:t>
+              <w:t>Deiksis spasial arah (ke mari / ke sana), vokal /-a/ dan /-u/</w:t>
             </w:r>
           </w:p>
         </w:tc>
@@ -982,7 +982,7 @@
                 <w:rFonts w:ascii="Times New Roman" w:hAnsi="Times New Roman"/>
                 <w:sz w:val="17"/>
               </w:rPr>
-              <w:t>Ngeto-Ngete</w:t>
+              <w:t>Kuto-Kute (Ngeto-Ngete)</w:t>
             </w:r>
           </w:p>
         </w:tc>
@@ -1006,7 +1006,7 @@
                 <w:rFonts w:ascii="Times New Roman" w:hAnsi="Times New Roman"/>
                 <w:sz w:val="17"/>
               </w:rPr>
-              <w:t>Lombok Timur Utara (Sembalun, Suela)</w:t>
+              <w:t>Lombok Utara &amp; Sembalun (Bayan, Suela)</w:t>
             </w:r>
           </w:p>
         </w:tc>
@@ -1030,7 +1030,7 @@
                 <w:rFonts w:ascii="Times New Roman" w:hAnsi="Times New Roman"/>
                 <w:sz w:val="17"/>
               </w:rPr>
-              <w:t>ngeto, ngete</w:t>
+              <w:t>kuto, kute, ngeto, wetu</w:t>
             </w:r>
           </w:p>
         </w:tc>
@@ -1054,7 +1054,7 @@
                 <w:rFonts w:ascii="Times New Roman" w:hAnsi="Times New Roman"/>
                 <w:sz w:val="17"/>
               </w:rPr>
-              <w:t>Komunitas dataran tinggi lereng Gunung Rinjani</w:t>
+              <w:t>Retensi arkais Austronesia tua, tradisi adat Wetu Telu, komunitas dataran tinggi</w:t>
             </w:r>
           </w:p>
         </w:tc>
@@ -1107,7 +1107,7 @@
                 <w:rFonts w:ascii="Times New Roman" w:hAnsi="Times New Roman"/>
                 <w:sz w:val="17"/>
               </w:rPr>
-              <w:t>Kuto-Kute</w:t>
+              <w:t>Sasak Umum (General Standard)</w:t>
             </w:r>
           </w:p>
         </w:tc>
@@ -1131,7 +1131,7 @@
                 <w:rFonts w:ascii="Times New Roman" w:hAnsi="Times New Roman"/>
                 <w:sz w:val="17"/>
               </w:rPr>
-              <w:t>Lombok Utara (Bayan, Tanjung)</w:t>
+              <w:t>Lintas Wilayah Pulau Lombok</w:t>
             </w:r>
           </w:p>
         </w:tc>
@@ -1155,7 +1155,7 @@
                 <w:rFonts w:ascii="Times New Roman" w:hAnsi="Times New Roman"/>
                 <w:sz w:val="17"/>
               </w:rPr>
-              <w:t>kuto, kute, wetu</w:t>
+              <w:t>wah, ndeq, mangan, batur</w:t>
             </w:r>
           </w:p>
         </w:tc>
@@ -1179,132 +1179,7 @@
                 <w:rFonts w:ascii="Times New Roman" w:hAnsi="Times New Roman"/>
                 <w:sz w:val="17"/>
               </w:rPr>
-              <w:t>Retensi arkais Austronesia tua, tradisi adat Wetu Telu</w:t>
-            </w:r>
-          </w:p>
-        </w:tc>
-      </w:tr>
-      <w:tr>
-        <w:trPr>
-          <w:cantSplit/>
-        </w:trPr>
-        <w:tc>
-          <w:tcPr>
-            <w:tcW w:type="dxa" w:w="576"/>
-            <w:shd w:fill="FAFAFA"/>
-            <w:tcMar>
-              <w:top w:w="70" w:type="dxa"/>
-              <w:bottom w:w="70" w:type="dxa"/>
-              <w:left w:w="100" w:type="dxa"/>
-              <w:right w:w="100" w:type="dxa"/>
-            </w:tcMar>
-          </w:tcPr>
-          <w:p>
-            <w:pPr>
-              <w:jc w:val="right"/>
-            </w:pPr>
-            <w:r>
-              <w:rPr>
-                <w:rFonts w:ascii="Times New Roman" w:hAnsi="Times New Roman"/>
-                <w:sz w:val="17"/>
-              </w:rPr>
-              <w:t>6</w:t>
-            </w:r>
-          </w:p>
-        </w:tc>
-        <w:tc>
-          <w:tcPr>
-            <w:tcW w:type="dxa" w:w="2016"/>
-            <w:shd w:fill="FAFAFA"/>
-            <w:tcMar>
-              <w:top w:w="70" w:type="dxa"/>
-              <w:bottom w:w="70" w:type="dxa"/>
-              <w:left w:w="100" w:type="dxa"/>
-              <w:right w:w="100" w:type="dxa"/>
-            </w:tcMar>
-          </w:tcPr>
-          <w:p>
-            <w:pPr>
-              <w:jc w:val="left"/>
-            </w:pPr>
-            <w:r>
-              <w:rPr>
-                <w:rFonts w:ascii="Times New Roman" w:hAnsi="Times New Roman"/>
-                <w:sz w:val="17"/>
-              </w:rPr>
-              <w:t>Sasak Umum (General)</w:t>
-            </w:r>
-          </w:p>
-        </w:tc>
-        <w:tc>
-          <w:tcPr>
-            <w:tcW w:type="dxa" w:w="2016"/>
-            <w:shd w:fill="FAFAFA"/>
-            <w:tcMar>
-              <w:top w:w="70" w:type="dxa"/>
-              <w:bottom w:w="70" w:type="dxa"/>
-              <w:left w:w="100" w:type="dxa"/>
-              <w:right w:w="100" w:type="dxa"/>
-            </w:tcMar>
-          </w:tcPr>
-          <w:p>
-            <w:pPr>
-              <w:jc w:val="left"/>
-            </w:pPr>
-            <w:r>
-              <w:rPr>
-                <w:rFonts w:ascii="Times New Roman" w:hAnsi="Times New Roman"/>
-                <w:sz w:val="17"/>
-              </w:rPr>
-              <w:t>Lintas Kabupaten (Ragam Baku)</w:t>
-            </w:r>
-          </w:p>
-        </w:tc>
-        <w:tc>
-          <w:tcPr>
-            <w:tcW w:type="dxa" w:w="1872"/>
-            <w:shd w:fill="FAFAFA"/>
-            <w:tcMar>
-              <w:top w:w="70" w:type="dxa"/>
-              <w:bottom w:w="70" w:type="dxa"/>
-              <w:left w:w="100" w:type="dxa"/>
-              <w:right w:w="100" w:type="dxa"/>
-            </w:tcMar>
-          </w:tcPr>
-          <w:p>
-            <w:pPr>
-              <w:jc w:val="left"/>
-            </w:pPr>
-            <w:r>
-              <w:rPr>
-                <w:rFonts w:ascii="Times New Roman" w:hAnsi="Times New Roman"/>
-                <w:sz w:val="17"/>
-              </w:rPr>
-              <w:t>wah, ndeq, mangan, batur</w:t>
-            </w:r>
-          </w:p>
-        </w:tc>
-        <w:tc>
-          <w:tcPr>
-            <w:tcW w:type="dxa" w:w="2880"/>
-            <w:shd w:fill="FAFAFA"/>
-            <w:tcMar>
-              <w:top w:w="70" w:type="dxa"/>
-              <w:bottom w:w="70" w:type="dxa"/>
-              <w:left w:w="100" w:type="dxa"/>
-              <w:right w:w="100" w:type="dxa"/>
-            </w:tcMar>
-          </w:tcPr>
-          <w:p>
-            <w:pPr>
-              <w:jc w:val="left"/>
-            </w:pPr>
-            <w:r>
-              <w:rPr>
-                <w:rFonts w:ascii="Times New Roman" w:hAnsi="Times New Roman"/>
-                <w:sz w:val="17"/>
-              </w:rPr>
-              <w:t>Bahasa pergaulan antardialek di ruang publik</w:t>
+              <w:t>Bahasa pergaulan antardialek di ruang publik, rujukan leksikon Balai Bahasa NTB</w:t>
             </w:r>
           </w:p>
         </w:tc>
@@ -3071,7 +2946,7 @@
           <w:rFonts w:ascii="Times New Roman" w:hAnsi="Times New Roman"/>
           <w:sz w:val="20"/>
         </w:rPr>
-        <w:t>Uji McNemar menghasilkan b = 33.892 dan c = 8.659, dengan statistik uji chi-squared = 14.962,14 (df = 1, p &lt; 0,0001). Keunggulan SasakNLP terbukti signifikan secara statistik pada alpha = 0,001.</w:t>
+        <w:t>Uji berpasangan McNemar antara SasakNLP dan Baseline 2 menghasilkan matriks kontinjensi: a = 46.546 (keduanya benar), b = 33.892 (SasakNLP benar, Baseline 2 salah), c = 8.659 (SasakNLP salah, Baseline 2 benar), dan d = 10.903 (keduanya salah). Statistik uji chi-squared = 14.962,14 (df = 1, p &lt; 0,0001), membuktikan keunggulan SasakNLP signifikan secara statistik pada alpha = 0,001.</w:t>
       </w:r>
     </w:p>
     <w:p>
@@ -4546,7 +4421,7 @@
           <w:i/>
           <w:sz w:val="20"/>
         </w:rPr>
-        <w:t>Rincian Kinerja Lematisasi per Kategori Morfem pada 100.000 Sampel Uji</w:t>
+        <w:t>Rincian Kinerja Lematisasi pada 16 Kategori Morfem Representatif Utama (N = 55.324) pada Tolok Ukur 100.000 Sampel Uji</w:t>
       </w:r>
     </w:p>
     <w:tbl>
@@ -6720,6 +6595,20 @@
     </w:p>
     <w:p>
       <w:pPr>
+        <w:spacing w:before="0" w:after="0" w:line="240" w:lineRule="auto"/>
+        <w:ind w:firstLine="0"/>
+        <w:jc w:val="both"/>
+      </w:pPr>
+      <w:r>
+        <w:rPr>
+          <w:rFonts w:ascii="Times New Roman" w:hAnsi="Times New Roman"/>
+          <w:sz w:val="20"/>
+        </w:rPr>
+        <w:t>Catatan: 16 kategori yang ditampilkan pada Tabel 4 merepresentasikan bentuk afiks tunggal dan konfiks utama yang umum dijumpai (N = 55.324). Sebanyak 44.676 sampel lainnya pada tolok ukur 100.000 data mencakup kombinasi afiksasi bertingkat tiga lapis yang lebih kompleks, pemajemukan, dan variasi turunan dialek yang didokumentasikan secara lengkap pada repositori dataset riset.</w:t>
+      </w:r>
+    </w:p>
+    <w:p>
+      <w:pPr>
         <w:keepNext/>
         <w:spacing w:before="240" w:after="80"/>
         <w:jc w:val="left"/>
@@ -6940,7 +6829,7 @@
                 <w:b/>
                 <w:sz w:val="18"/>
               </w:rPr>
-              <w:t>Nama Dialek Sasak</w:t>
+              <w:t>Klaster Dialek Sasak</w:t>
             </w:r>
           </w:p>
         </w:tc>
@@ -7044,7 +6933,7 @@
                 <w:rFonts w:ascii="Times New Roman" w:hAnsi="Times New Roman"/>
                 <w:sz w:val="17"/>
               </w:rPr>
-              <w:t>Lombok Barat &amp; Mataram</w:t>
+              <w:t>Kota Mataram &amp; Lombok Barat</w:t>
             </w:r>
           </w:p>
         </w:tc>
@@ -7068,7 +6957,7 @@
                 <w:rFonts w:ascii="Times New Roman" w:hAnsi="Times New Roman"/>
                 <w:sz w:val="17"/>
               </w:rPr>
-              <w:t>Sasak Umum (General)</w:t>
+              <w:t>Sasak Umum (General Standard)</w:t>
             </w:r>
           </w:p>
         </w:tc>
@@ -7193,7 +7082,7 @@
                 <w:rFonts w:ascii="Times New Roman" w:hAnsi="Times New Roman"/>
                 <w:sz w:val="17"/>
               </w:rPr>
-              <w:t>Kuto-Kute</w:t>
+              <w:t>Kuto-Kute (Ngeto-Ngete)</w:t>
             </w:r>
           </w:p>
         </w:tc>
@@ -7318,7 +7207,7 @@
                 <w:rFonts w:ascii="Times New Roman" w:hAnsi="Times New Roman"/>
                 <w:sz w:val="17"/>
               </w:rPr>
-              <w:t>Merikuq-Merikaq</w:t>
+              <w:t>Merikuq-Merikaq (Mriak-Mriku)</w:t>
             </w:r>
           </w:p>
         </w:tc>
@@ -7443,7 +7332,7 @@
                 <w:rFonts w:ascii="Times New Roman" w:hAnsi="Times New Roman"/>
                 <w:sz w:val="17"/>
               </w:rPr>
-              <w:t>Meno-Mene</w:t>
+              <w:t>Meno-Mene (Selaparang)</w:t>
             </w:r>
           </w:p>
         </w:tc>
@@ -9542,6 +9431,35 @@
           <w:b/>
           <w:sz w:val="20"/>
         </w:rPr>
+        <w:t>KETERSEDIAAN DATA DAN KODE</w:t>
+      </w:r>
+    </w:p>
+    <w:p>
+      <w:pPr>
+        <w:spacing w:before="0" w:after="0" w:line="240" w:lineRule="auto"/>
+        <w:ind w:firstLine="360"/>
+        <w:jc w:val="both"/>
+      </w:pPr>
+      <w:r>
+        <w:rPr>
+          <w:rFonts w:ascii="Times New Roman" w:hAnsi="Times New Roman"/>
+          <w:sz w:val="20"/>
+        </w:rPr>
+        <w:t>Demi menjamin transparansi ilmiah dan replikabilitas riset, seluruh perangkat lunak, dataset tolok ukur, dan modul pendukung dapat diakses secara publik: Paket Resmi PyPI (pip install sasaknlp), Repositori GitHub (https://github.com/kodetr/sasaknlp), dan Dataset Hugging Face (https://huggingface.co/datasets/kodetr/sasak-benchmark-100k).</w:t>
+      </w:r>
+    </w:p>
+    <w:p>
+      <w:pPr>
+        <w:keepNext/>
+        <w:spacing w:before="240" w:after="80"/>
+        <w:jc w:val="left"/>
+      </w:pPr>
+      <w:r>
+        <w:rPr>
+          <w:rFonts w:ascii="Times New Roman" w:hAnsi="Times New Roman"/>
+          <w:b/>
+          <w:sz w:val="20"/>
+        </w:rPr>
         <w:t>UCAPAN TERIMA KASIH</w:t>
       </w:r>
     </w:p>
